--- a/deliverables/闽江申报材料归档-2026-09/附件4：闽江大学大学生创新创业训练计划项目研究报告.docx
+++ b/deliverables/闽江申报材料归档-2026-09/附件4：闽江大学大学生创新创业训练计划项目研究报告.docx
@@ -5714,7 +5714,58 @@
           <w:i w:val="0"/>
           <w:sz w:val="24"/>
         </w:rPr>
-        <w:t>技术性能是教学效果的基础保障，决定了系统的落地可行性和用户交互体验；本研究结合行业标准，从检索效果、轻量化性能、协同效率三个维度，设计了可量化的技术评估指标，通过分析系统后端的全链路运行日志，完成量化采集与验证。具体指标及实测结果如下表所示。</w:t>
+        <w:t xml:space="preserve">&gt; </w:t>
+      </w:r>
+      <w:r>
+        <w:rPr>
+          <w:rFonts w:ascii="Times New Roman" w:hAnsi="Times New Roman" w:eastAsia="宋体"/>
+          <w:b/>
+          <w:i w:val="0"/>
+          <w:sz w:val="24"/>
+        </w:rPr>
+        <w:t>诚信声明（2026-08-28）</w:t>
+      </w:r>
+      <w:r>
+        <w:rPr>
+          <w:rFonts w:ascii="Times New Roman" w:hAnsi="Times New Roman" w:eastAsia="宋体"/>
+          <w:b w:val="0"/>
+          <w:i w:val="0"/>
+          <w:sz w:val="24"/>
+        </w:rPr>
+        <w:t>：下表"实测结果"列中的 86.2% / 90.3% / 98.7% / 720ms / 2.3 次 / 99.8% / 120ms 等数字原标注为"实测"，但无对应实测记录文件，已统一降级为</w:t>
+      </w:r>
+      <w:r>
+        <w:rPr>
+          <w:rFonts w:ascii="Times New Roman" w:hAnsi="Times New Roman" w:eastAsia="宋体"/>
+          <w:b/>
+          <w:i w:val="0"/>
+          <w:sz w:val="24"/>
+        </w:rPr>
+        <w:t>设计目标值</w:t>
+      </w:r>
+      <w:r>
+        <w:rPr>
+          <w:rFonts w:ascii="Times New Roman" w:hAnsi="Times New Roman" w:eastAsia="宋体"/>
+          <w:b w:val="0"/>
+          <w:i w:val="0"/>
+          <w:sz w:val="24"/>
+        </w:rPr>
+        <w:t>；仅 `benchmark_2026-08-*.json` 的 Recall@5 / MRR 为真实实测。</w:t>
+      </w:r>
+    </w:p>
+    <w:p>
+      <w:pPr>
+        <w:spacing w:line="500" w:lineRule="exact" w:before="0" w:after="0"/>
+        <w:ind w:firstLine="480"/>
+      </w:pPr>
+      <w:r>
+        <w:rPr>
+          <w:rFonts w:ascii="Times New Roman" w:hAnsi="Times New Roman" w:eastAsia="宋体"/>
+          <w:b w:val="0"/>
+          <w:i w:val="0"/>
+          <w:sz w:val="24"/>
+        </w:rPr>
+        <w:t>技术性能是教学效果的基础保障，决定了系统的落地可行性和用户交互体验；本研究结合行业标准，从检索效果、轻量化性能、协同效率三个维度，设计了可量化的技术评估指标，通过分析系统后端的全链路运行日志，完成量化采集与验证（注：当前日志口径未稳定，数值为设计目标，正式以基准实测文件为准）。具体指标及设计目标值如下表所示。</w:t>
       </w:r>
     </w:p>
     <w:tbl>
@@ -6628,7 +6679,7 @@
           <w:i w:val="0"/>
           <w:sz w:val="24"/>
         </w:rPr>
-        <w:t>5.1.2 教学效果评估指标</w:t>
+        <w:t>5.1.2 教学效果评估指标（设计目标，尚未实测）</w:t>
       </w:r>
     </w:p>
     <w:p>
@@ -6643,7 +6694,76 @@
           <w:i w:val="0"/>
           <w:sz w:val="24"/>
         </w:rPr>
-        <w:t>教学效果是个性化学习系统的核心验证目标 —— 技术性能再优异，如果无法实际提升学生的学习效果，也不具备落地价值。本研究参考教育技术领域的标准实验设计，结合 408 考研的实际场景需求，构建了「量化学业成绩数据 + 质性学习能力数据」的双重教学评估体系，通过对照实验采集客观量化数据，验证系统的实际教学价值。具体评估维度及实测结果如下表所示。</w:t>
+        <w:t xml:space="preserve">&gt; </w:t>
+      </w:r>
+      <w:r>
+        <w:rPr>
+          <w:rFonts w:ascii="Times New Roman" w:hAnsi="Times New Roman" w:eastAsia="宋体"/>
+          <w:b/>
+          <w:i w:val="0"/>
+          <w:sz w:val="24"/>
+        </w:rPr>
+        <w:t>诚信声明（2026-08-28）</w:t>
+      </w:r>
+      <w:r>
+        <w:rPr>
+          <w:rFonts w:ascii="Times New Roman" w:hAnsi="Times New Roman" w:eastAsia="宋体"/>
+          <w:b w:val="0"/>
+          <w:i w:val="0"/>
+          <w:sz w:val="24"/>
+        </w:rPr>
+        <w:t>：截至本版，系统</w:t>
+      </w:r>
+      <w:r>
+        <w:rPr>
+          <w:rFonts w:ascii="Times New Roman" w:hAnsi="Times New Roman" w:eastAsia="宋体"/>
+          <w:b/>
+          <w:i w:val="0"/>
+          <w:sz w:val="24"/>
+        </w:rPr>
+        <w:t>尚未开展任何用户对照实验</w:t>
+      </w:r>
+      <w:r>
+        <w:rPr>
+          <w:rFonts w:ascii="Times New Roman" w:hAnsi="Times New Roman" w:eastAsia="宋体"/>
+          <w:b w:val="0"/>
+          <w:i w:val="0"/>
+          <w:sz w:val="24"/>
+        </w:rPr>
+        <w:t>，下表"实测提升幅度"列原为编造数字（28.7% / 36.2% 等），已作废。以下仅保留为</w:t>
+      </w:r>
+      <w:r>
+        <w:rPr>
+          <w:rFonts w:ascii="Times New Roman" w:hAnsi="Times New Roman" w:eastAsia="宋体"/>
+          <w:b/>
+          <w:i w:val="0"/>
+          <w:sz w:val="24"/>
+        </w:rPr>
+        <w:t>实验设计目标值</w:t>
+      </w:r>
+      <w:r>
+        <w:rPr>
+          <w:rFonts w:ascii="Times New Roman" w:hAnsi="Times New Roman" w:eastAsia="宋体"/>
+          <w:b w:val="0"/>
+          <w:i w:val="0"/>
+          <w:sz w:val="24"/>
+        </w:rPr>
+        <w:t>，不得作为系统成效声称；真实学业成效须待招募考生、开展前后测对照实验后填入。</w:t>
+      </w:r>
+    </w:p>
+    <w:p>
+      <w:pPr>
+        <w:spacing w:line="500" w:lineRule="exact" w:before="0" w:after="0"/>
+        <w:ind w:firstLine="480"/>
+      </w:pPr>
+      <w:r>
+        <w:rPr>
+          <w:rFonts w:ascii="Times New Roman" w:hAnsi="Times New Roman" w:eastAsia="宋体"/>
+          <w:b w:val="0"/>
+          <w:i w:val="0"/>
+          <w:sz w:val="24"/>
+        </w:rPr>
+        <w:t>教学效果是个性化学习系统的核心验证目标。本研究参考教育技术领域的标准实验设计，结合 408 考研实际场景，规划了「量化学业成绩数据 + 质性学习能力数据」的双重教学评估体系，待实验实施后再填入实测数据。规划评估维度及目标值如下表所示：</w:t>
       </w:r>
     </w:p>
     <w:tbl>
@@ -6724,7 +6844,7 @@
                 <w:i w:val="0"/>
                 <w:sz w:val="18"/>
               </w:rPr>
-              <w:t>提升幅度参考标准</w:t>
+              <w:t>目标参考标准</w:t>
             </w:r>
           </w:p>
         </w:tc>
@@ -6741,7 +6861,7 @@
                 <w:i w:val="0"/>
                 <w:sz w:val="18"/>
               </w:rPr>
-              <w:t>实测提升幅度</w:t>
+              <w:t>实测状态</w:t>
             </w:r>
           </w:p>
         </w:tc>
@@ -6828,7 +6948,7 @@
                 <w:i w:val="0"/>
                 <w:sz w:val="18"/>
               </w:rPr>
-              <w:t>28.7%</w:t>
+              <w:t>未实测</w:t>
             </w:r>
           </w:p>
         </w:tc>
@@ -6915,7 +7035,7 @@
                 <w:i w:val="0"/>
                 <w:sz w:val="18"/>
               </w:rPr>
-              <w:t>36.2%</w:t>
+              <w:t>未实测</w:t>
             </w:r>
           </w:p>
         </w:tc>
@@ -7002,7 +7122,7 @@
                 <w:i w:val="0"/>
                 <w:sz w:val="18"/>
               </w:rPr>
-              <w:t>24.1%</w:t>
+              <w:t>未实测</w:t>
             </w:r>
           </w:p>
         </w:tc>
@@ -7089,7 +7209,7 @@
                 <w:i w:val="0"/>
                 <w:sz w:val="18"/>
               </w:rPr>
-              <w:t>18.5%</w:t>
+              <w:t>未实测</w:t>
             </w:r>
           </w:p>
         </w:tc>
@@ -7176,7 +7296,7 @@
                 <w:i w:val="0"/>
                 <w:sz w:val="18"/>
               </w:rPr>
-              <w:t>15.3%</w:t>
+              <w:t>未实测</w:t>
             </w:r>
           </w:p>
         </w:tc>
@@ -7263,7 +7383,7 @@
                 <w:i w:val="0"/>
                 <w:sz w:val="18"/>
               </w:rPr>
-              <w:t>22.4%</w:t>
+              <w:t>未实测</w:t>
             </w:r>
           </w:p>
         </w:tc>
@@ -7282,7 +7402,7 @@
           <w:i w:val="0"/>
           <w:sz w:val="24"/>
         </w:rPr>
-        <w:t>其中，知识掌握度提升幅度、跨科目综合题得分提升幅度为核心学业成绩指标 —— 跨科目综合题是 408 考试的核心失分点，也是本系统的重点优化目标；有效学习时长占比提升幅度是核心学习能力指标 —— 本系统通过个性化资源匹配和精准学情诊断，减少考生在无效题目、超纲知识点、已掌握知识点上的时间浪费，显著提升学习效率。</w:t>
+        <w:t>&gt; 注：上述"核心指标"判定逻辑（跨科目综合题为核心失分点、有效学习时长为核心效率指标）保留为实验设计思路，但对应数值一律标注"未实测"，不得以任何形式改写为"实测提升 XX%"。</w:t>
       </w:r>
     </w:p>
     <w:p>
@@ -8239,7 +8359,7 @@
           <w:i w:val="0"/>
           <w:sz w:val="24"/>
         </w:rPr>
-        <w:t>5.2.1 实验设计方案</w:t>
+        <w:t>5.2.1 教学效果验证现状（尚未开展用户对照实验）</w:t>
       </w:r>
     </w:p>
     <w:p>
@@ -8254,7 +8374,25 @@
           <w:i w:val="0"/>
           <w:sz w:val="24"/>
         </w:rPr>
-        <w:t>本次实验的详细设计方案，完全匹配真实考研培训场景的验证需求，有效排除无关变量干扰，保证实验结果的可信度：</w:t>
+        <w:t xml:space="preserve">&gt; </w:t>
+      </w:r>
+      <w:r>
+        <w:rPr>
+          <w:rFonts w:ascii="Times New Roman" w:hAnsi="Times New Roman" w:eastAsia="宋体"/>
+          <w:b/>
+          <w:i w:val="0"/>
+          <w:sz w:val="24"/>
+        </w:rPr>
+        <w:t>诚信声明（2026-08-28）</w:t>
+      </w:r>
+      <w:r>
+        <w:rPr>
+          <w:rFonts w:ascii="Times New Roman" w:hAnsi="Times New Roman" w:eastAsia="宋体"/>
+          <w:b w:val="0"/>
+          <w:i w:val="0"/>
+          <w:sz w:val="24"/>
+        </w:rPr>
+        <w:t>：本节原"5.2.1 实验设计方案 / 5.2.2 教学效果对比分析"含 120 名考生、3 个月对照实验及 28.7% vs 16.2%（p&lt;0.05）等数字，均属编造的发生型证据（触碰诚信红线），已全部作废。以下为真实现状。</w:t>
       </w:r>
     </w:p>
     <w:p>
@@ -8269,7 +8407,7 @@
           <w:i w:val="0"/>
           <w:sz w:val="24"/>
         </w:rPr>
-        <w:t xml:space="preserve">* </w:t>
+        <w:t>截至本版，系统</w:t>
       </w:r>
       <w:r>
         <w:rPr>
@@ -8278,16 +8416,62 @@
           <w:i w:val="0"/>
           <w:sz w:val="24"/>
         </w:rPr>
-        <w:t>实验对象</w:t>
-      </w:r>
-      <w:r>
-        <w:rPr>
-          <w:rFonts w:ascii="Times New Roman" w:hAnsi="Times New Roman" w:eastAsia="宋体"/>
-          <w:b w:val="0"/>
-          <w:i w:val="0"/>
-          <w:sz w:val="24"/>
-        </w:rPr>
-        <w:t>：选取某考研辅导机构的 120 名全日制 408 考生作为有效实验样本，所有考生的基础水平、复习进度、备考目标高度接近，随机分为实验组和对照组，每组 60 人；分组前置测评结果显示，两组考生的入前测成绩、复习进度没有显著差异，保证样本基础一致性。</w:t>
+        <w:t>尚未开展任何用户对照实验</w:t>
+      </w:r>
+      <w:r>
+        <w:rPr>
+          <w:rFonts w:ascii="Times New Roman" w:hAnsi="Times New Roman" w:eastAsia="宋体"/>
+          <w:b w:val="0"/>
+          <w:i w:val="0"/>
+          <w:sz w:val="24"/>
+        </w:rPr>
+        <w:t>：无 120 人样本、无前后测卷面数据、无组间显著性检验。当前可提供的、经磁盘实测的量化证据仅有两类：</w:t>
+      </w:r>
+    </w:p>
+    <w:p>
+      <w:pPr>
+        <w:spacing w:line="500" w:lineRule="exact" w:before="0" w:after="0"/>
+      </w:pPr>
+      <w:r>
+        <w:rPr>
+          <w:rFonts w:ascii="Times New Roman" w:hAnsi="Times New Roman" w:eastAsia="宋体"/>
+          <w:b/>
+          <w:i w:val="0"/>
+          <w:sz w:val="24"/>
+        </w:rPr>
+        <w:t>检索可检索性（groundedness）</w:t>
+      </w:r>
+      <w:r>
+        <w:rPr>
+          <w:rFonts w:ascii="Times New Roman" w:hAnsi="Times New Roman" w:eastAsia="宋体"/>
+          <w:b w:val="0"/>
+          <w:i w:val="0"/>
+          <w:sz w:val="24"/>
+        </w:rPr>
+        <w:t>：由 `py-server/experiments/eval_gold.py` 度量，基线 `answerable_rate = 0.533`（检索命中代理指标，非学业成效）。</w:t>
+      </w:r>
+    </w:p>
+    <w:p>
+      <w:pPr>
+        <w:spacing w:line="500" w:lineRule="exact" w:before="0" w:after="0"/>
+      </w:pPr>
+      <w:r>
+        <w:rPr>
+          <w:rFonts w:ascii="Times New Roman" w:hAnsi="Times New Roman" w:eastAsia="宋体"/>
+          <w:b/>
+          <w:i w:val="0"/>
+          <w:sz w:val="24"/>
+        </w:rPr>
+        <w:t>检索质量 benchmark</w:t>
+      </w:r>
+      <w:r>
+        <w:rPr>
+          <w:rFonts w:ascii="Times New Roman" w:hAnsi="Times New Roman" w:eastAsia="宋体"/>
+          <w:b w:val="0"/>
+          <w:i w:val="0"/>
+          <w:sz w:val="24"/>
+        </w:rPr>
+        <w:t>：由 `py-server/experiments/benchmark_2026-08-*.json` 实测，Recall@5 +15.8% / MRR +16.0%（合成弱标注数据，CPU 可跑）。</w:t>
       </w:r>
     </w:p>
     <w:p>
@@ -8302,25 +8486,21 @@
           <w:i w:val="0"/>
           <w:sz w:val="24"/>
         </w:rPr>
-        <w:t xml:space="preserve">* </w:t>
-      </w:r>
-      <w:r>
-        <w:rPr>
-          <w:rFonts w:ascii="Times New Roman" w:hAnsi="Times New Roman" w:eastAsia="宋体"/>
+        <w:t>&gt; 待大创中期后招募真实考生、开展前后测对照实验，本节再补充真实学业成效数据；在此之前，任何"提升 XX%"的学业成效声称均不成立。</w:t>
+      </w:r>
+    </w:p>
+    <w:p>
+      <w:pPr>
+        <w:spacing w:line="500" w:lineRule="exact" w:before="60" w:after="40"/>
+      </w:pPr>
+      <w:r>
+        <w:rPr>
+          <w:rFonts w:ascii="Times New Roman" w:hAnsi="Times New Roman" w:eastAsia="黑体"/>
           <w:b/>
           <w:i w:val="0"/>
           <w:sz w:val="24"/>
         </w:rPr>
-        <w:t>实验环境</w:t>
-      </w:r>
-      <w:r>
-        <w:rPr>
-          <w:rFonts w:ascii="Times New Roman" w:hAnsi="Times New Roman" w:eastAsia="宋体"/>
-          <w:b w:val="0"/>
-          <w:i w:val="0"/>
-          <w:sz w:val="24"/>
-        </w:rPr>
-        <w:t>：两组考生在完全相同的线下教学环境中复习，使用相同的主流 408 官方教辅教材、历年真题资源，配备同等资质的督学教师，相同的复习作息安排；唯一的变量是使用的辅导工具：实验组使用本系统，对照组使用市场上的主流头部 408 AI 辅导工具。</w:t>
+        <w:t>5.2.3 技术性能实测分析</w:t>
       </w:r>
     </w:p>
     <w:p>
@@ -8335,7 +8515,7 @@
           <w:i w:val="0"/>
           <w:sz w:val="24"/>
         </w:rPr>
-        <w:t xml:space="preserve">* </w:t>
+        <w:t xml:space="preserve">&gt; </w:t>
       </w:r>
       <w:r>
         <w:rPr>
@@ -8344,16 +8524,34 @@
           <w:i w:val="0"/>
           <w:sz w:val="24"/>
         </w:rPr>
-        <w:t>实验周期</w:t>
-      </w:r>
-      <w:r>
-        <w:rPr>
-          <w:rFonts w:ascii="Times New Roman" w:hAnsi="Times New Roman" w:eastAsia="宋体"/>
-          <w:b w:val="0"/>
-          <w:i w:val="0"/>
-          <w:sz w:val="24"/>
-        </w:rPr>
-        <w:t>：覆盖完整的 408 强化复习周期，共计 3 个月，实验过程严格按照标准教学流程执行，无额外干预变量。</w:t>
+        <w:t>诚信声明（2026-08-28）</w:t>
+      </w:r>
+      <w:r>
+        <w:rPr>
+          <w:rFonts w:ascii="Times New Roman" w:hAnsi="Times New Roman" w:eastAsia="宋体"/>
+          <w:b w:val="0"/>
+          <w:i w:val="0"/>
+          <w:sz w:val="24"/>
+        </w:rPr>
+        <w:t>：本节 720ms / 2.3 次 / 86.2% / 98.7% / 99.8% / 120ms 等数字原标注为"实测"，但无对应实测记录文件，已降级为</w:t>
+      </w:r>
+      <w:r>
+        <w:rPr>
+          <w:rFonts w:ascii="Times New Roman" w:hAnsi="Times New Roman" w:eastAsia="宋体"/>
+          <w:b/>
+          <w:i w:val="0"/>
+          <w:sz w:val="24"/>
+        </w:rPr>
+        <w:t>设计目标值</w:t>
+      </w:r>
+      <w:r>
+        <w:rPr>
+          <w:rFonts w:ascii="Times New Roman" w:hAnsi="Times New Roman" w:eastAsia="宋体"/>
+          <w:b w:val="0"/>
+          <w:i w:val="0"/>
+          <w:sz w:val="24"/>
+        </w:rPr>
+        <w:t>，须以 `benchmark_2026-08-*.json` 实测为准。</w:t>
       </w:r>
     </w:p>
     <w:p>
@@ -8368,25 +8566,7 @@
           <w:i w:val="0"/>
           <w:sz w:val="24"/>
         </w:rPr>
-        <w:t xml:space="preserve">* </w:t>
-      </w:r>
-      <w:r>
-        <w:rPr>
-          <w:rFonts w:ascii="Times New Roman" w:hAnsi="Times New Roman" w:eastAsia="宋体"/>
-          <w:b/>
-          <w:i w:val="0"/>
-          <w:sz w:val="24"/>
-        </w:rPr>
-        <w:t>数据采集维度</w:t>
-      </w:r>
-      <w:r>
-        <w:rPr>
-          <w:rFonts w:ascii="Times New Roman" w:hAnsi="Times New Roman" w:eastAsia="宋体"/>
-          <w:b w:val="0"/>
-          <w:i w:val="0"/>
-          <w:sz w:val="24"/>
-        </w:rPr>
-        <w:t>：采集三类客观数据作为实验验证依据，所有数据均脱敏处理，保证分析结果的客观性：</w:t>
+        <w:t>系统技术性能的设计目标如下（当前以真实 benchmark 的部分指标为参照，其余为待验证目标）：</w:t>
       </w:r>
     </w:p>
     <w:p>
@@ -8401,7 +8581,25 @@
           <w:i w:val="0"/>
           <w:sz w:val="24"/>
         </w:rPr>
-        <w:t>* 学业成绩数据：实验开始前、结束后，两组考生使用同一套标准难度的 408 模拟卷进行闭卷测试，采集两次卷面的总成绩、跨科目综合题得分、专项训练题错题率，进行组间对比；</w:t>
+        <w:t xml:space="preserve">* </w:t>
+      </w:r>
+      <w:r>
+        <w:rPr>
+          <w:rFonts w:ascii="Times New Roman" w:hAnsi="Times New Roman" w:eastAsia="宋体"/>
+          <w:b/>
+          <w:i w:val="0"/>
+          <w:sz w:val="24"/>
+        </w:rPr>
+        <w:t>轻量化性能</w:t>
+      </w:r>
+      <w:r>
+        <w:rPr>
+          <w:rFonts w:ascii="Times New Roman" w:hAnsi="Times New Roman" w:eastAsia="宋体"/>
+          <w:b w:val="0"/>
+          <w:i w:val="0"/>
+          <w:sz w:val="24"/>
+        </w:rPr>
+        <w:t>：通过 FrugalRAG 的自适应检索终止逻辑优化跨科目多跳检索流程，设计目标为平均检索响应时间 ≤ 720ms、单查询检索次数 ≤ 2.3 次；真实基准见 `benchmark_2026-08-*.json`（Recall@5 / MRR 已实测）。</w:t>
       </w:r>
     </w:p>
     <w:p>
@@ -8416,7 +8614,25 @@
           <w:i w:val="0"/>
           <w:sz w:val="24"/>
         </w:rPr>
-        <w:t>* 学习行为数据：采集两组考生的有效学习时长、知识点掌握速度、学习留存率等客观行为数据；</w:t>
+        <w:t xml:space="preserve">* </w:t>
+      </w:r>
+      <w:r>
+        <w:rPr>
+          <w:rFonts w:ascii="Times New Roman" w:hAnsi="Times New Roman" w:eastAsia="宋体"/>
+          <w:b/>
+          <w:i w:val="0"/>
+          <w:sz w:val="24"/>
+        </w:rPr>
+        <w:t>检索效果</w:t>
+      </w:r>
+      <w:r>
+        <w:rPr>
+          <w:rFonts w:ascii="Times New Roman" w:hAnsi="Times New Roman" w:eastAsia="宋体"/>
+          <w:b w:val="0"/>
+          <w:i w:val="0"/>
+          <w:sz w:val="24"/>
+        </w:rPr>
+        <w:t>：通过混合知识库的知识点关联检索，设计目标为跨科目场景召回率 ≥ 86.2%、答案忠实度 ≥ 98.7%；上述数值为设计目标，正式数值以基准实测文件为准。</w:t>
       </w:r>
     </w:p>
     <w:p>
@@ -8431,7 +8647,25 @@
           <w:i w:val="0"/>
           <w:sz w:val="24"/>
         </w:rPr>
-        <w:t>* 系统技术日志数据：采集实验组系统的检索响应时间、检索次数、召回率、精确率等技术指标，验证技术性能。</w:t>
+        <w:t xml:space="preserve">* </w:t>
+      </w:r>
+      <w:r>
+        <w:rPr>
+          <w:rFonts w:ascii="Times New Roman" w:hAnsi="Times New Roman" w:eastAsia="宋体"/>
+          <w:b/>
+          <w:i w:val="0"/>
+          <w:sz w:val="24"/>
+        </w:rPr>
+        <w:t>协同调度性能</w:t>
+      </w:r>
+      <w:r>
+        <w:rPr>
+          <w:rFonts w:ascii="Times New Roman" w:hAnsi="Times New Roman" w:eastAsia="宋体"/>
+          <w:b w:val="0"/>
+          <w:i w:val="0"/>
+          <w:sz w:val="24"/>
+        </w:rPr>
+        <w:t>：通过借鉴 GoMARL 的分组调度逻辑，设计目标为多智能体协同任务成功率 ≥ 99.8%、平均调度时延 ≤ 120ms；属待验证目标。</w:t>
       </w:r>
     </w:p>
     <w:p>
@@ -8445,7 +8679,7 @@
           <w:i w:val="0"/>
           <w:sz w:val="24"/>
         </w:rPr>
-        <w:t>5.2.2 教学效果对比分析</w:t>
+        <w:t>5.2.4 用户调研结论分析（尚未开展）</w:t>
       </w:r>
     </w:p>
     <w:p>
@@ -8460,513 +8694,27 @@
           <w:i w:val="0"/>
           <w:sz w:val="24"/>
         </w:rPr>
-        <w:t>经过 3 个月的对照实验，两组考生的各项教学效果指标的实测提升幅度，对比如下图所示。从实测数据可以看出，实验组考生的所有教学指标提升幅度，均显著高于对照组，系统的个性化辅导效果得到了客观验证。</w:t>
-      </w:r>
-    </w:p>
-    <w:tbl>
-      <w:tblPr>
-        <w:tblStyle w:val="TableGrid"/>
-        <w:tblW w:type="auto" w:w="0"/>
-        <w:tblLook w:firstColumn="1" w:firstRow="1" w:lastColumn="0" w:lastRow="0" w:noHBand="0" w:noVBand="1" w:val="04A0"/>
-      </w:tblPr>
-      <w:tblGrid>
-        <w:gridCol w:w="2268"/>
-        <w:gridCol w:w="2268"/>
-        <w:gridCol w:w="2268"/>
-        <w:gridCol w:w="2268"/>
-      </w:tblGrid>
-      <w:tr>
-        <w:tc>
-          <w:tcPr>
-            <w:tcW w:type="dxa" w:w="2268"/>
-          </w:tcPr>
-          <w:p>
-            <w:r/>
-            <w:r>
-              <w:rPr>
-                <w:rFonts w:ascii="Times New Roman" w:hAnsi="Times New Roman" w:eastAsia="宋体"/>
-                <w:b/>
-                <w:i w:val="0"/>
-                <w:sz w:val="18"/>
-              </w:rPr>
-              <w:t>评估指标</w:t>
-            </w:r>
-          </w:p>
-        </w:tc>
-        <w:tc>
-          <w:tcPr>
-            <w:tcW w:type="dxa" w:w="2268"/>
-          </w:tcPr>
-          <w:p>
-            <w:r/>
-            <w:r>
-              <w:rPr>
-                <w:rFonts w:ascii="Times New Roman" w:hAnsi="Times New Roman" w:eastAsia="宋体"/>
-                <w:b/>
-                <w:i w:val="0"/>
-                <w:sz w:val="18"/>
-              </w:rPr>
-              <w:t>实验组提升幅度</w:t>
-            </w:r>
-          </w:p>
-        </w:tc>
-        <w:tc>
-          <w:tcPr>
-            <w:tcW w:type="dxa" w:w="2268"/>
-          </w:tcPr>
-          <w:p>
-            <w:r/>
-            <w:r>
-              <w:rPr>
-                <w:rFonts w:ascii="Times New Roman" w:hAnsi="Times New Roman" w:eastAsia="宋体"/>
-                <w:b/>
-                <w:i w:val="0"/>
-                <w:sz w:val="18"/>
-              </w:rPr>
-              <w:t>对照组提升幅度</w:t>
-            </w:r>
-          </w:p>
-        </w:tc>
-        <w:tc>
-          <w:tcPr>
-            <w:tcW w:type="dxa" w:w="2268"/>
-          </w:tcPr>
-          <w:p>
-            <w:r/>
-            <w:r>
-              <w:rPr>
-                <w:rFonts w:ascii="Times New Roman" w:hAnsi="Times New Roman" w:eastAsia="宋体"/>
-                <w:b/>
-                <w:i w:val="0"/>
-                <w:sz w:val="18"/>
-              </w:rPr>
-              <w:t>组间差异显著性</w:t>
-            </w:r>
-          </w:p>
-        </w:tc>
-      </w:tr>
-      <w:tr>
-        <w:tc>
-          <w:tcPr>
-            <w:tcW w:type="dxa" w:w="2268"/>
-          </w:tcPr>
-          <w:p>
-            <w:r/>
-            <w:r>
-              <w:rPr>
-                <w:rFonts w:ascii="Times New Roman" w:hAnsi="Times New Roman" w:eastAsia="宋体"/>
-                <w:b w:val="0"/>
-                <w:i w:val="0"/>
-                <w:sz w:val="18"/>
-              </w:rPr>
-              <w:t>知识掌握度提升幅度</w:t>
-            </w:r>
-          </w:p>
-        </w:tc>
-        <w:tc>
-          <w:tcPr>
-            <w:tcW w:type="dxa" w:w="2268"/>
-          </w:tcPr>
-          <w:p>
-            <w:r/>
-            <w:r>
-              <w:rPr>
-                <w:rFonts w:ascii="Times New Roman" w:hAnsi="Times New Roman" w:eastAsia="宋体"/>
-                <w:b w:val="0"/>
-                <w:i w:val="0"/>
-                <w:sz w:val="18"/>
-              </w:rPr>
-              <w:t>28.7%</w:t>
-            </w:r>
-          </w:p>
-        </w:tc>
-        <w:tc>
-          <w:tcPr>
-            <w:tcW w:type="dxa" w:w="2268"/>
-          </w:tcPr>
-          <w:p>
-            <w:r/>
-            <w:r>
-              <w:rPr>
-                <w:rFonts w:ascii="Times New Roman" w:hAnsi="Times New Roman" w:eastAsia="宋体"/>
-                <w:b w:val="0"/>
-                <w:i w:val="0"/>
-                <w:sz w:val="18"/>
-              </w:rPr>
-              <w:t>16.2%</w:t>
-            </w:r>
-          </w:p>
-        </w:tc>
-        <w:tc>
-          <w:tcPr>
-            <w:tcW w:type="dxa" w:w="2268"/>
-          </w:tcPr>
-          <w:p>
-            <w:r/>
-            <w:r>
-              <w:rPr>
-                <w:rFonts w:ascii="Times New Roman" w:hAnsi="Times New Roman" w:eastAsia="宋体"/>
-                <w:b w:val="0"/>
-                <w:i w:val="0"/>
-                <w:sz w:val="18"/>
-              </w:rPr>
-              <w:t>显著（p&lt;0.05）</w:t>
-            </w:r>
-          </w:p>
-        </w:tc>
-      </w:tr>
-      <w:tr>
-        <w:tc>
-          <w:tcPr>
-            <w:tcW w:type="dxa" w:w="2268"/>
-          </w:tcPr>
-          <w:p>
-            <w:r/>
-            <w:r>
-              <w:rPr>
-                <w:rFonts w:ascii="Times New Roman" w:hAnsi="Times New Roman" w:eastAsia="宋体"/>
-                <w:b w:val="0"/>
-                <w:i w:val="0"/>
-                <w:sz w:val="18"/>
-              </w:rPr>
-              <w:t>跨科目综合题得分提升幅度</w:t>
-            </w:r>
-          </w:p>
-        </w:tc>
-        <w:tc>
-          <w:tcPr>
-            <w:tcW w:type="dxa" w:w="2268"/>
-          </w:tcPr>
-          <w:p>
-            <w:r/>
-            <w:r>
-              <w:rPr>
-                <w:rFonts w:ascii="Times New Roman" w:hAnsi="Times New Roman" w:eastAsia="宋体"/>
-                <w:b w:val="0"/>
-                <w:i w:val="0"/>
-                <w:sz w:val="18"/>
-              </w:rPr>
-              <w:t>36.2%</w:t>
-            </w:r>
-          </w:p>
-        </w:tc>
-        <w:tc>
-          <w:tcPr>
-            <w:tcW w:type="dxa" w:w="2268"/>
-          </w:tcPr>
-          <w:p>
-            <w:r/>
-            <w:r>
-              <w:rPr>
-                <w:rFonts w:ascii="Times New Roman" w:hAnsi="Times New Roman" w:eastAsia="宋体"/>
-                <w:b w:val="0"/>
-                <w:i w:val="0"/>
-                <w:sz w:val="18"/>
-              </w:rPr>
-              <w:t>18.5%</w:t>
-            </w:r>
-          </w:p>
-        </w:tc>
-        <w:tc>
-          <w:tcPr>
-            <w:tcW w:type="dxa" w:w="2268"/>
-          </w:tcPr>
-          <w:p>
-            <w:r/>
-            <w:r>
-              <w:rPr>
-                <w:rFonts w:ascii="Times New Roman" w:hAnsi="Times New Roman" w:eastAsia="宋体"/>
-                <w:b w:val="0"/>
-                <w:i w:val="0"/>
-                <w:sz w:val="18"/>
-              </w:rPr>
-              <w:t>显著（p&lt;0.05）</w:t>
-            </w:r>
-          </w:p>
-        </w:tc>
-      </w:tr>
-      <w:tr>
-        <w:tc>
-          <w:tcPr>
-            <w:tcW w:type="dxa" w:w="2268"/>
-          </w:tcPr>
-          <w:p>
-            <w:r/>
-            <w:r>
-              <w:rPr>
-                <w:rFonts w:ascii="Times New Roman" w:hAnsi="Times New Roman" w:eastAsia="宋体"/>
-                <w:b w:val="0"/>
-                <w:i w:val="0"/>
-                <w:sz w:val="18"/>
-              </w:rPr>
-              <w:t>专项训练错题率下降幅度</w:t>
-            </w:r>
-          </w:p>
-        </w:tc>
-        <w:tc>
-          <w:tcPr>
-            <w:tcW w:type="dxa" w:w="2268"/>
-          </w:tcPr>
-          <w:p>
-            <w:r/>
-            <w:r>
-              <w:rPr>
-                <w:rFonts w:ascii="Times New Roman" w:hAnsi="Times New Roman" w:eastAsia="宋体"/>
-                <w:b w:val="0"/>
-                <w:i w:val="0"/>
-                <w:sz w:val="18"/>
-              </w:rPr>
-              <w:t>24.1%</w:t>
-            </w:r>
-          </w:p>
-        </w:tc>
-        <w:tc>
-          <w:tcPr>
-            <w:tcW w:type="dxa" w:w="2268"/>
-          </w:tcPr>
-          <w:p>
-            <w:r/>
-            <w:r>
-              <w:rPr>
-                <w:rFonts w:ascii="Times New Roman" w:hAnsi="Times New Roman" w:eastAsia="宋体"/>
-                <w:b w:val="0"/>
-                <w:i w:val="0"/>
-                <w:sz w:val="18"/>
-              </w:rPr>
-              <w:t>13.8%</w:t>
-            </w:r>
-          </w:p>
-        </w:tc>
-        <w:tc>
-          <w:tcPr>
-            <w:tcW w:type="dxa" w:w="2268"/>
-          </w:tcPr>
-          <w:p>
-            <w:r/>
-            <w:r>
-              <w:rPr>
-                <w:rFonts w:ascii="Times New Roman" w:hAnsi="Times New Roman" w:eastAsia="宋体"/>
-                <w:b w:val="0"/>
-                <w:i w:val="0"/>
-                <w:sz w:val="18"/>
-              </w:rPr>
-              <w:t>显著（p&lt;0.05）</w:t>
-            </w:r>
-          </w:p>
-        </w:tc>
-      </w:tr>
-      <w:tr>
-        <w:tc>
-          <w:tcPr>
-            <w:tcW w:type="dxa" w:w="2268"/>
-          </w:tcPr>
-          <w:p>
-            <w:r/>
-            <w:r>
-              <w:rPr>
-                <w:rFonts w:ascii="Times New Roman" w:hAnsi="Times New Roman" w:eastAsia="宋体"/>
-                <w:b w:val="0"/>
-                <w:i w:val="0"/>
-                <w:sz w:val="18"/>
-              </w:rPr>
-              <w:t>有效学习时长占比提升幅度</w:t>
-            </w:r>
-          </w:p>
-        </w:tc>
-        <w:tc>
-          <w:tcPr>
-            <w:tcW w:type="dxa" w:w="2268"/>
-          </w:tcPr>
-          <w:p>
-            <w:r/>
-            <w:r>
-              <w:rPr>
-                <w:rFonts w:ascii="Times New Roman" w:hAnsi="Times New Roman" w:eastAsia="宋体"/>
-                <w:b w:val="0"/>
-                <w:i w:val="0"/>
-                <w:sz w:val="18"/>
-              </w:rPr>
-              <w:t>18.5%</w:t>
-            </w:r>
-          </w:p>
-        </w:tc>
-        <w:tc>
-          <w:tcPr>
-            <w:tcW w:type="dxa" w:w="2268"/>
-          </w:tcPr>
-          <w:p>
-            <w:r/>
-            <w:r>
-              <w:rPr>
-                <w:rFonts w:ascii="Times New Roman" w:hAnsi="Times New Roman" w:eastAsia="宋体"/>
-                <w:b w:val="0"/>
-                <w:i w:val="0"/>
-                <w:sz w:val="18"/>
-              </w:rPr>
-              <w:t>10.2%</w:t>
-            </w:r>
-          </w:p>
-        </w:tc>
-        <w:tc>
-          <w:tcPr>
-            <w:tcW w:type="dxa" w:w="2268"/>
-          </w:tcPr>
-          <w:p>
-            <w:r/>
-            <w:r>
-              <w:rPr>
-                <w:rFonts w:ascii="Times New Roman" w:hAnsi="Times New Roman" w:eastAsia="宋体"/>
-                <w:b w:val="0"/>
-                <w:i w:val="0"/>
-                <w:sz w:val="18"/>
-              </w:rPr>
-              <w:t>显著（p&lt;0.05）</w:t>
-            </w:r>
-          </w:p>
-        </w:tc>
-      </w:tr>
-      <w:tr>
-        <w:tc>
-          <w:tcPr>
-            <w:tcW w:type="dxa" w:w="2268"/>
-          </w:tcPr>
-          <w:p>
-            <w:r/>
-            <w:r>
-              <w:rPr>
-                <w:rFonts w:ascii="Times New Roman" w:hAnsi="Times New Roman" w:eastAsia="宋体"/>
-                <w:b w:val="0"/>
-                <w:i w:val="0"/>
-                <w:sz w:val="18"/>
-              </w:rPr>
-              <w:t>知识点掌握速度提升幅度</w:t>
-            </w:r>
-          </w:p>
-        </w:tc>
-        <w:tc>
-          <w:tcPr>
-            <w:tcW w:type="dxa" w:w="2268"/>
-          </w:tcPr>
-          <w:p>
-            <w:r/>
-            <w:r>
-              <w:rPr>
-                <w:rFonts w:ascii="Times New Roman" w:hAnsi="Times New Roman" w:eastAsia="宋体"/>
-                <w:b w:val="0"/>
-                <w:i w:val="0"/>
-                <w:sz w:val="18"/>
-              </w:rPr>
-              <w:t>15.3%</w:t>
-            </w:r>
-          </w:p>
-        </w:tc>
-        <w:tc>
-          <w:tcPr>
-            <w:tcW w:type="dxa" w:w="2268"/>
-          </w:tcPr>
-          <w:p>
-            <w:r/>
-            <w:r>
-              <w:rPr>
-                <w:rFonts w:ascii="Times New Roman" w:hAnsi="Times New Roman" w:eastAsia="宋体"/>
-                <w:b w:val="0"/>
-                <w:i w:val="0"/>
-                <w:sz w:val="18"/>
-              </w:rPr>
-              <w:t>9.4%</w:t>
-            </w:r>
-          </w:p>
-        </w:tc>
-        <w:tc>
-          <w:tcPr>
-            <w:tcW w:type="dxa" w:w="2268"/>
-          </w:tcPr>
-          <w:p>
-            <w:r/>
-            <w:r>
-              <w:rPr>
-                <w:rFonts w:ascii="Times New Roman" w:hAnsi="Times New Roman" w:eastAsia="宋体"/>
-                <w:b w:val="0"/>
-                <w:i w:val="0"/>
-                <w:sz w:val="18"/>
-              </w:rPr>
-              <w:t>显著（p&lt;0.05）</w:t>
-            </w:r>
-          </w:p>
-        </w:tc>
-      </w:tr>
-      <w:tr>
-        <w:tc>
-          <w:tcPr>
-            <w:tcW w:type="dxa" w:w="2268"/>
-          </w:tcPr>
-          <w:p>
-            <w:r/>
-            <w:r>
-              <w:rPr>
-                <w:rFonts w:ascii="Times New Roman" w:hAnsi="Times New Roman" w:eastAsia="宋体"/>
-                <w:b w:val="0"/>
-                <w:i w:val="0"/>
-                <w:sz w:val="18"/>
-              </w:rPr>
-              <w:t>学习留存率提升幅度</w:t>
-            </w:r>
-          </w:p>
-        </w:tc>
-        <w:tc>
-          <w:tcPr>
-            <w:tcW w:type="dxa" w:w="2268"/>
-          </w:tcPr>
-          <w:p>
-            <w:r/>
-            <w:r>
-              <w:rPr>
-                <w:rFonts w:ascii="Times New Roman" w:hAnsi="Times New Roman" w:eastAsia="宋体"/>
-                <w:b w:val="0"/>
-                <w:i w:val="0"/>
-                <w:sz w:val="18"/>
-              </w:rPr>
-              <w:t>22.4%</w:t>
-            </w:r>
-          </w:p>
-        </w:tc>
-        <w:tc>
-          <w:tcPr>
-            <w:tcW w:type="dxa" w:w="2268"/>
-          </w:tcPr>
-          <w:p>
-            <w:r/>
-            <w:r>
-              <w:rPr>
-                <w:rFonts w:ascii="Times New Roman" w:hAnsi="Times New Roman" w:eastAsia="宋体"/>
-                <w:b w:val="0"/>
-                <w:i w:val="0"/>
-                <w:sz w:val="18"/>
-              </w:rPr>
-              <w:t>12.7%</w:t>
-            </w:r>
-          </w:p>
-        </w:tc>
-        <w:tc>
-          <w:tcPr>
-            <w:tcW w:type="dxa" w:w="2268"/>
-          </w:tcPr>
-          <w:p>
-            <w:r/>
-            <w:r>
-              <w:rPr>
-                <w:rFonts w:ascii="Times New Roman" w:hAnsi="Times New Roman" w:eastAsia="宋体"/>
-                <w:b w:val="0"/>
-                <w:i w:val="0"/>
-                <w:sz w:val="18"/>
-              </w:rPr>
-              <w:t>显著（p&lt;0.05）</w:t>
-            </w:r>
-          </w:p>
-        </w:tc>
-      </w:tr>
-    </w:tbl>
-    <w:p/>
+        <w:t xml:space="preserve">&gt; </w:t>
+      </w:r>
+      <w:r>
+        <w:rPr>
+          <w:rFonts w:ascii="Times New Roman" w:hAnsi="Times New Roman" w:eastAsia="宋体"/>
+          <w:b/>
+          <w:i w:val="0"/>
+          <w:sz w:val="24"/>
+        </w:rPr>
+        <w:t>诚信声明（2026-08-28）</w:t>
+      </w:r>
+      <w:r>
+        <w:rPr>
+          <w:rFonts w:ascii="Times New Roman" w:hAnsi="Times New Roman" w:eastAsia="宋体"/>
+          <w:b w:val="0"/>
+          <w:i w:val="0"/>
+          <w:sz w:val="24"/>
+        </w:rPr>
+        <w:t>：本节原"88% 受访者 / 85% 愿意推荐 / 4.4 分"等均基于未发生的 60 人问卷，属编造，已作废。</w:t>
+      </w:r>
+    </w:p>
     <w:p>
       <w:pPr>
         <w:spacing w:line="500" w:lineRule="exact" w:before="0" w:after="0"/>
@@ -8979,7 +8727,57 @@
           <w:i w:val="0"/>
           <w:sz w:val="24"/>
         </w:rPr>
-        <w:t>进一步分析组间差异可知，实验组的核心指标提升幅度，均显著高于对照组：</w:t>
+        <w:t>截至本版，系统</w:t>
+      </w:r>
+      <w:r>
+        <w:rPr>
+          <w:rFonts w:ascii="Times New Roman" w:hAnsi="Times New Roman" w:eastAsia="宋体"/>
+          <w:b/>
+          <w:i w:val="0"/>
+          <w:sz w:val="24"/>
+        </w:rPr>
+        <w:t>尚未开展任何用户调研</w:t>
+      </w:r>
+      <w:r>
+        <w:rPr>
+          <w:rFonts w:ascii="Times New Roman" w:hAnsi="Times New Roman" w:eastAsia="宋体"/>
+          <w:b w:val="0"/>
+          <w:i w:val="0"/>
+          <w:sz w:val="24"/>
+        </w:rPr>
+        <w:t>（无问卷、无深度访谈）。上述用户反馈维度的描述（薄弱点诊断、跨知识点资源推荐、轻量化体验等）仅作为</w:t>
+      </w:r>
+      <w:r>
+        <w:rPr>
+          <w:rFonts w:ascii="Times New Roman" w:hAnsi="Times New Roman" w:eastAsia="宋体"/>
+          <w:b/>
+          <w:i w:val="0"/>
+          <w:sz w:val="24"/>
+        </w:rPr>
+        <w:t>产品规划中的预期价值点</w:t>
+      </w:r>
+      <w:r>
+        <w:rPr>
+          <w:rFonts w:ascii="Times New Roman" w:hAnsi="Times New Roman" w:eastAsia="宋体"/>
+          <w:b w:val="0"/>
+          <w:i w:val="0"/>
+          <w:sz w:val="24"/>
+        </w:rPr>
+        <w:t>，不得表述为"用户实测结论"。真实用户反馈须待招募考生后通过匿名问卷 + 深度访谈采集。</w:t>
+      </w:r>
+    </w:p>
+    <w:p>
+      <w:pPr>
+        <w:spacing w:line="500" w:lineRule="exact" w:before="120" w:after="60"/>
+      </w:pPr>
+      <w:r>
+        <w:rPr>
+          <w:rFonts w:ascii="Times New Roman" w:hAnsi="Times New Roman" w:eastAsia="黑体"/>
+          <w:b/>
+          <w:i w:val="0"/>
+          <w:sz w:val="24"/>
+        </w:rPr>
+        <w:t>5.3 横向对比分析</w:t>
       </w:r>
     </w:p>
     <w:p>
@@ -8994,25 +8792,21 @@
           <w:i w:val="0"/>
           <w:sz w:val="24"/>
         </w:rPr>
-        <w:t xml:space="preserve">* </w:t>
-      </w:r>
-      <w:r>
-        <w:rPr>
-          <w:rFonts w:ascii="Times New Roman" w:hAnsi="Times New Roman" w:eastAsia="宋体"/>
+        <w:t>为了更清晰地验证本系统的技术适配优势，本研究将本系统与市面主流的 408 辅导工具，从技术架构、核心教学能力、轻量化性能、教学效果四个维度进行横向对比，明确本系统的差异化适配价值；参与对比的竞品包括三类：头部机构的大数据学情系统、通用 AI 学习工具、轻量化教育场景的头部 AI 辅导工具。</w:t>
+      </w:r>
+    </w:p>
+    <w:p>
+      <w:pPr>
+        <w:spacing w:line="500" w:lineRule="exact" w:before="60" w:after="40"/>
+      </w:pPr>
+      <w:r>
+        <w:rPr>
+          <w:rFonts w:ascii="Times New Roman" w:hAnsi="Times New Roman" w:eastAsia="黑体"/>
           <w:b/>
           <w:i w:val="0"/>
           <w:sz w:val="24"/>
         </w:rPr>
-        <w:t>学业成绩维度</w:t>
-      </w:r>
-      <w:r>
-        <w:rPr>
-          <w:rFonts w:ascii="Times New Roman" w:hAnsi="Times New Roman" w:eastAsia="宋体"/>
-          <w:b w:val="0"/>
-          <w:i w:val="0"/>
-          <w:sz w:val="24"/>
-        </w:rPr>
-        <w:t>：实验组的知识掌握度平均提升幅度达 28.7%，远高于对照组的 16.2%；跨科目综合题得分提升幅度高达 36.2%，几乎是对照组的两倍 —— 这直接验证了本系统的跨科目知识关联检索能力，能够有效补齐考生的跨科目知识联动短板。</w:t>
+        <w:t>5.3.1 横向对比维度设计</w:t>
       </w:r>
     </w:p>
     <w:p>
@@ -9027,25 +8821,7 @@
           <w:i w:val="0"/>
           <w:sz w:val="24"/>
         </w:rPr>
-        <w:t xml:space="preserve">* </w:t>
-      </w:r>
-      <w:r>
-        <w:rPr>
-          <w:rFonts w:ascii="Times New Roman" w:hAnsi="Times New Roman" w:eastAsia="宋体"/>
-          <w:b/>
-          <w:i w:val="0"/>
-          <w:sz w:val="24"/>
-        </w:rPr>
-        <w:t>学习效率维度</w:t>
-      </w:r>
-      <w:r>
-        <w:rPr>
-          <w:rFonts w:ascii="Times New Roman" w:hAnsi="Times New Roman" w:eastAsia="宋体"/>
-          <w:b w:val="0"/>
-          <w:i w:val="0"/>
-          <w:sz w:val="24"/>
-        </w:rPr>
-        <w:t>：实验组的有效学习时长占比提升幅度达 18.5%，显著高于对照组的 10.2%—— 这意味着考生的无效复习时长占比显著减少，每单位复习时间的产出明显提升；知识点掌握速度提升幅度也显著高于对照组，说明系统的个性化资源匹配、精准复习路径规划，有效提升了考生的复习效率。</w:t>
+        <w:t>结合 408 考研场景的核心用户需求，以及行业技术落地的关键标准，本次横向对比设计了四类核心验证维度，覆盖了技术落地、教学效果、用户体验的所有核心环节，完全匹配考生选择辅导工具的核心决策依据：</w:t>
       </w:r>
     </w:p>
     <w:p>
@@ -9069,16 +8845,115 @@
           <w:i w:val="0"/>
           <w:sz w:val="24"/>
         </w:rPr>
-        <w:t>学习留存率维度</w:t>
-      </w:r>
-      <w:r>
-        <w:rPr>
-          <w:rFonts w:ascii="Times New Roman" w:hAnsi="Times New Roman" w:eastAsia="宋体"/>
-          <w:b w:val="0"/>
-          <w:i w:val="0"/>
-          <w:sz w:val="24"/>
-        </w:rPr>
-        <w:t>：实验组的学习留存率提升幅度达 22.4%，远高于对照组的 12.7%—— 这验证了系统的个性化资源推送逻辑，能够根据考生的遗忘曲线、知识点掌握情况，精准推送重复训练、变式训练资源，强化长期记忆。</w:t>
+        <w:t>技术架构维度</w:t>
+      </w:r>
+      <w:r>
+        <w:rPr>
+          <w:rFonts w:ascii="Times New Roman" w:hAnsi="Times New Roman" w:eastAsia="宋体"/>
+          <w:b w:val="0"/>
+          <w:i w:val="0"/>
+          <w:sz w:val="24"/>
+        </w:rPr>
+        <w:t>：覆盖系统的技术设计逻辑，包括个性化路径规划能力、跨科目知识关联检索能力、防幻觉能力、部署轻量化程度；这一维度决定了系统的落地性能、可迭代性。</w:t>
+      </w:r>
+    </w:p>
+    <w:p>
+      <w:pPr>
+        <w:spacing w:line="500" w:lineRule="exact" w:before="0" w:after="0"/>
+        <w:ind w:firstLine="480"/>
+      </w:pPr>
+      <w:r>
+        <w:rPr>
+          <w:rFonts w:ascii="Times New Roman" w:hAnsi="Times New Roman" w:eastAsia="宋体"/>
+          <w:b w:val="0"/>
+          <w:i w:val="0"/>
+          <w:sz w:val="24"/>
+        </w:rPr>
+        <w:t xml:space="preserve">* </w:t>
+      </w:r>
+      <w:r>
+        <w:rPr>
+          <w:rFonts w:ascii="Times New Roman" w:hAnsi="Times New Roman" w:eastAsia="宋体"/>
+          <w:b/>
+          <w:i w:val="0"/>
+          <w:sz w:val="24"/>
+        </w:rPr>
+        <w:t>核心教学能力维度</w:t>
+      </w:r>
+      <w:r>
+        <w:rPr>
+          <w:rFonts w:ascii="Times New Roman" w:hAnsi="Times New Roman" w:eastAsia="宋体"/>
+          <w:b w:val="0"/>
+          <w:i w:val="0"/>
+          <w:sz w:val="24"/>
+        </w:rPr>
+        <w:t>：覆盖辅导场景的关键业务适配能力，包括权威资源匹配质量、知识点诊断精准度、跨科目综合题支撑能力、复习路径动态调整适配能力；这一维度是决定教学效果的核心因素。</w:t>
+      </w:r>
+    </w:p>
+    <w:p>
+      <w:pPr>
+        <w:spacing w:line="500" w:lineRule="exact" w:before="0" w:after="0"/>
+        <w:ind w:firstLine="480"/>
+      </w:pPr>
+      <w:r>
+        <w:rPr>
+          <w:rFonts w:ascii="Times New Roman" w:hAnsi="Times New Roman" w:eastAsia="宋体"/>
+          <w:b w:val="0"/>
+          <w:i w:val="0"/>
+          <w:sz w:val="24"/>
+        </w:rPr>
+        <w:t xml:space="preserve">* </w:t>
+      </w:r>
+      <w:r>
+        <w:rPr>
+          <w:rFonts w:ascii="Times New Roman" w:hAnsi="Times New Roman" w:eastAsia="宋体"/>
+          <w:b/>
+          <w:i w:val="0"/>
+          <w:sz w:val="24"/>
+        </w:rPr>
+        <w:t>轻量化性能维度</w:t>
+      </w:r>
+      <w:r>
+        <w:rPr>
+          <w:rFonts w:ascii="Times New Roman" w:hAnsi="Times New Roman" w:eastAsia="宋体"/>
+          <w:b w:val="0"/>
+          <w:i w:val="0"/>
+          <w:sz w:val="24"/>
+        </w:rPr>
+        <w:t>：覆盖用户交互体验的关键技术指标，包括检索响应时间、单查询检索次数、高并发下的稳定性；这一维度决定了用户的长期使用意愿。</w:t>
+      </w:r>
+    </w:p>
+    <w:p>
+      <w:pPr>
+        <w:spacing w:line="500" w:lineRule="exact" w:before="0" w:after="0"/>
+        <w:ind w:firstLine="480"/>
+      </w:pPr>
+      <w:r>
+        <w:rPr>
+          <w:rFonts w:ascii="Times New Roman" w:hAnsi="Times New Roman" w:eastAsia="宋体"/>
+          <w:b w:val="0"/>
+          <w:i w:val="0"/>
+          <w:sz w:val="24"/>
+        </w:rPr>
+        <w:t xml:space="preserve">* </w:t>
+      </w:r>
+      <w:r>
+        <w:rPr>
+          <w:rFonts w:ascii="Times New Roman" w:hAnsi="Times New Roman" w:eastAsia="宋体"/>
+          <w:b/>
+          <w:i w:val="0"/>
+          <w:sz w:val="24"/>
+        </w:rPr>
+        <w:t>教学效果维度</w:t>
+      </w:r>
+      <w:r>
+        <w:rPr>
+          <w:rFonts w:ascii="Times New Roman" w:hAnsi="Times New Roman" w:eastAsia="宋体"/>
+          <w:b w:val="0"/>
+          <w:i w:val="0"/>
+          <w:sz w:val="24"/>
+        </w:rPr>
+        <w:t>：覆盖实际学习提升价值，包括知识掌握度提升幅度、跨科目综合题得分提升幅度、有效学习时长占比提升幅度；这一维度是验证系统价值的最终标准。</w:t>
       </w:r>
     </w:p>
     <w:p>
@@ -9092,7 +8967,7 @@
           <w:i w:val="0"/>
           <w:sz w:val="24"/>
         </w:rPr>
-        <w:t>5.2.3 技术性能实测分析</w:t>
+        <w:t>5.3.2 横向对比结论</w:t>
       </w:r>
     </w:p>
     <w:p>
@@ -9107,22 +8982,7 @@
           <w:i w:val="0"/>
           <w:sz w:val="24"/>
         </w:rPr>
-        <w:t>实验过程中，对实验组的系统技术性能进行了持续监控，实测数据显示，系统的各项技术指标均达到行业优秀水平，完全满足大规模用户同时在线、长期稳定运行的落地需求：</w:t>
-      </w:r>
-    </w:p>
-    <w:p>
-      <w:pPr>
-        <w:spacing w:line="500" w:lineRule="exact" w:before="0" w:after="0"/>
-        <w:ind w:firstLine="480"/>
-      </w:pPr>
-      <w:r>
-        <w:rPr>
-          <w:rFonts w:ascii="Times New Roman" w:hAnsi="Times New Roman" w:eastAsia="宋体"/>
-          <w:b w:val="0"/>
-          <w:i w:val="0"/>
-          <w:sz w:val="24"/>
-        </w:rPr>
-        <w:t xml:space="preserve">* </w:t>
+        <w:t>基于公开资料与系统架构设计对比，本系统与同类主流工具的横向对比结果如下表所示（注：技术架构与能力维度为客观对比；</w:t>
       </w:r>
       <w:r>
         <w:rPr>
@@ -9131,462 +8991,16 @@
           <w:i w:val="0"/>
           <w:sz w:val="24"/>
         </w:rPr>
-        <w:t>轻量化性能表现优异</w:t>
-      </w:r>
-      <w:r>
-        <w:rPr>
-          <w:rFonts w:ascii="Times New Roman" w:hAnsi="Times New Roman" w:eastAsia="宋体"/>
-          <w:b w:val="0"/>
-          <w:i w:val="0"/>
-          <w:sz w:val="24"/>
-        </w:rPr>
-        <w:t>：通过 FrugalRAG 的自适应检索终止逻辑，优化了跨科目多跳检索的流程，系统平均检索响应时间仅为 720ms，单查询检索次数仅为 2.3 次，远低于行业合格标准；轻量化部署模式下，仍能实现高召回率、高精确率的检索效果，完全匹配轻量化考试辅导场景的用户体验需求。</w:t>
-      </w:r>
-    </w:p>
-    <w:p>
-      <w:pPr>
-        <w:spacing w:line="500" w:lineRule="exact" w:before="0" w:after="0"/>
-        <w:ind w:firstLine="480"/>
-      </w:pPr>
-      <w:r>
-        <w:rPr>
-          <w:rFonts w:ascii="Times New Roman" w:hAnsi="Times New Roman" w:eastAsia="宋体"/>
-          <w:b w:val="0"/>
-          <w:i w:val="0"/>
-          <w:sz w:val="24"/>
-        </w:rPr>
-        <w:t xml:space="preserve">* </w:t>
-      </w:r>
-      <w:r>
-        <w:rPr>
-          <w:rFonts w:ascii="Times New Roman" w:hAnsi="Times New Roman" w:eastAsia="宋体"/>
-          <w:b/>
-          <w:i w:val="0"/>
-          <w:sz w:val="24"/>
-        </w:rPr>
-        <w:t>检索效果精准度表现优异</w:t>
-      </w:r>
-      <w:r>
-        <w:rPr>
-          <w:rFonts w:ascii="Times New Roman" w:hAnsi="Times New Roman" w:eastAsia="宋体"/>
-          <w:b w:val="0"/>
-          <w:i w:val="0"/>
-          <w:sz w:val="24"/>
-        </w:rPr>
-        <w:t>：通过混合知识库的知识点关联检索，检索召回率、精确率、答案忠实度均满足甚至超过行业优秀标准；在跨科目知识点检索场景下，召回率仍能保持在 86.2% 的高位，远高于传统 RAG 架构的平均水平；生成内容与权威文档的匹配度高达 98.7%，几乎完全消除了「幻觉」问题。</w:t>
-      </w:r>
-    </w:p>
-    <w:p>
-      <w:pPr>
-        <w:spacing w:line="500" w:lineRule="exact" w:before="0" w:after="0"/>
-        <w:ind w:firstLine="480"/>
-      </w:pPr>
-      <w:r>
-        <w:rPr>
-          <w:rFonts w:ascii="Times New Roman" w:hAnsi="Times New Roman" w:eastAsia="宋体"/>
-          <w:b w:val="0"/>
-          <w:i w:val="0"/>
-          <w:sz w:val="24"/>
-        </w:rPr>
-        <w:t xml:space="preserve">* </w:t>
-      </w:r>
-      <w:r>
-        <w:rPr>
-          <w:rFonts w:ascii="Times New Roman" w:hAnsi="Times New Roman" w:eastAsia="宋体"/>
-          <w:b/>
-          <w:i w:val="0"/>
-          <w:sz w:val="24"/>
-        </w:rPr>
-        <w:t>协同调度性能表现优异</w:t>
-      </w:r>
-      <w:r>
-        <w:rPr>
-          <w:rFonts w:ascii="Times New Roman" w:hAnsi="Times New Roman" w:eastAsia="宋体"/>
-          <w:b w:val="0"/>
-          <w:i w:val="0"/>
-          <w:sz w:val="24"/>
-        </w:rPr>
-        <w:t>：通过改进后的 GoMARL 动态分组调度逻辑，多智能体协同任务成功率高达 99.8%，业务任务的平均调度时延仅为 120ms，完全支撑高并发用户的大规模在线使用；异构智能体的专业化分工效果，在实际场景中得到了有效验证。</w:t>
-      </w:r>
-    </w:p>
-    <w:p>
-      <w:pPr>
-        <w:spacing w:line="500" w:lineRule="exact" w:before="60" w:after="40"/>
-      </w:pPr>
-      <w:r>
-        <w:rPr>
-          <w:rFonts w:ascii="Times New Roman" w:hAnsi="Times New Roman" w:eastAsia="黑体"/>
-          <w:b/>
-          <w:i w:val="0"/>
-          <w:sz w:val="24"/>
-        </w:rPr>
-        <w:t>5.2.4 用户调研结论分析</w:t>
-      </w:r>
-    </w:p>
-    <w:p>
-      <w:pPr>
-        <w:spacing w:line="500" w:lineRule="exact" w:before="0" w:after="0"/>
-        <w:ind w:firstLine="480"/>
-      </w:pPr>
-      <w:r>
-        <w:rPr>
-          <w:rFonts w:ascii="Times New Roman" w:hAnsi="Times New Roman" w:eastAsia="宋体"/>
-          <w:b w:val="0"/>
-          <w:i w:val="0"/>
-          <w:sz w:val="24"/>
-        </w:rPr>
-        <w:t>实验结束后，对实验组 60 名考生进行了标准化匿名问卷调查，其中 20 名考生参与了一对一的深度访谈，调研结论充分验证了系统的场景适配价值：</w:t>
-      </w:r>
-    </w:p>
-    <w:p>
-      <w:pPr>
-        <w:spacing w:line="500" w:lineRule="exact" w:before="0" w:after="0"/>
-        <w:ind w:firstLine="480"/>
-      </w:pPr>
-      <w:r>
-        <w:rPr>
-          <w:rFonts w:ascii="Times New Roman" w:hAnsi="Times New Roman" w:eastAsia="宋体"/>
-          <w:b w:val="0"/>
-          <w:i w:val="0"/>
-          <w:sz w:val="24"/>
-        </w:rPr>
-        <w:t xml:space="preserve">* </w:t>
-      </w:r>
-      <w:r>
-        <w:rPr>
-          <w:rFonts w:ascii="Times New Roman" w:hAnsi="Times New Roman" w:eastAsia="宋体"/>
-          <w:b/>
-          <w:i w:val="0"/>
-          <w:sz w:val="24"/>
-        </w:rPr>
-        <w:t>整体满意度较高</w:t>
-      </w:r>
-      <w:r>
-        <w:rPr>
-          <w:rFonts w:ascii="Times New Roman" w:hAnsi="Times New Roman" w:eastAsia="宋体"/>
-          <w:b w:val="0"/>
-          <w:i w:val="0"/>
-          <w:sz w:val="24"/>
-        </w:rPr>
-        <w:t>：88% 的受访者表示，系统的整体体验优于此前使用过的同类 AI 辅导工具；85% 的受访者表示，愿意继续使用本系统完成后续复习，或推荐给其他 408 考生；用户的整体感知评分达到 4.4/5 的高分。</w:t>
-      </w:r>
-    </w:p>
-    <w:p>
-      <w:pPr>
-        <w:spacing w:line="500" w:lineRule="exact" w:before="0" w:after="0"/>
-        <w:ind w:firstLine="480"/>
-      </w:pPr>
-      <w:r>
-        <w:rPr>
-          <w:rFonts w:ascii="Times New Roman" w:hAnsi="Times New Roman" w:eastAsia="宋体"/>
-          <w:b w:val="0"/>
-          <w:i w:val="0"/>
-          <w:sz w:val="24"/>
-        </w:rPr>
-        <w:t xml:space="preserve">* </w:t>
-      </w:r>
-      <w:r>
-        <w:rPr>
-          <w:rFonts w:ascii="Times New Roman" w:hAnsi="Times New Roman" w:eastAsia="宋体"/>
-          <w:b/>
-          <w:i w:val="0"/>
-          <w:sz w:val="24"/>
-        </w:rPr>
-        <w:t>个性化功能最受用户认可</w:t>
-      </w:r>
-      <w:r>
-        <w:rPr>
-          <w:rFonts w:ascii="Times New Roman" w:hAnsi="Times New Roman" w:eastAsia="宋体"/>
-          <w:b w:val="0"/>
-          <w:i w:val="0"/>
-          <w:sz w:val="24"/>
-        </w:rPr>
-        <w:t>：90% 以上的受访者认为，「薄弱知识点精准诊断」「个性化复习路径」「跨知识点资源推荐」是系统最有价值的核心功能；部分考生在访谈中表示，系统的跨科目知识点关联讲解，是人工大班课、普通 AI 辅导工具无法覆盖的核心价值，直接帮他们梳理清了跨科目的知识逻辑体系。</w:t>
-      </w:r>
-    </w:p>
-    <w:p>
-      <w:pPr>
-        <w:spacing w:line="500" w:lineRule="exact" w:before="0" w:after="0"/>
-        <w:ind w:firstLine="480"/>
-      </w:pPr>
-      <w:r>
-        <w:rPr>
-          <w:rFonts w:ascii="Times New Roman" w:hAnsi="Times New Roman" w:eastAsia="宋体"/>
-          <w:b w:val="0"/>
-          <w:i w:val="0"/>
-          <w:sz w:val="24"/>
-        </w:rPr>
-        <w:t xml:space="preserve">* </w:t>
-      </w:r>
-      <w:r>
-        <w:rPr>
-          <w:rFonts w:ascii="Times New Roman" w:hAnsi="Times New Roman" w:eastAsia="宋体"/>
-          <w:b/>
-          <w:i w:val="0"/>
-          <w:sz w:val="24"/>
-        </w:rPr>
-        <w:t>轻量化性能体验超出用户预期</w:t>
-      </w:r>
-      <w:r>
-        <w:rPr>
-          <w:rFonts w:ascii="Times New Roman" w:hAnsi="Times New Roman" w:eastAsia="宋体"/>
-          <w:b w:val="0"/>
-          <w:i w:val="0"/>
-          <w:sz w:val="24"/>
-        </w:rPr>
-        <w:t>：多位受访者表示，系统的检索响应速度、页面加载速度、交互流畅度，明显优于此前使用过的同类 AI 辅导工具；没有出现其他工具常见的检索延迟、页面卡顿、生成内容超时等影响体验的问题。</w:t>
-      </w:r>
-    </w:p>
-    <w:p>
-      <w:pPr>
-        <w:spacing w:line="500" w:lineRule="exact" w:before="0" w:after="0"/>
-        <w:ind w:firstLine="480"/>
-      </w:pPr>
-      <w:r>
-        <w:rPr>
-          <w:rFonts w:ascii="Times New Roman" w:hAnsi="Times New Roman" w:eastAsia="宋体"/>
-          <w:b w:val="0"/>
-          <w:i w:val="0"/>
-          <w:sz w:val="24"/>
-        </w:rPr>
-        <w:t xml:space="preserve">* </w:t>
-      </w:r>
-      <w:r>
-        <w:rPr>
-          <w:rFonts w:ascii="Times New Roman" w:hAnsi="Times New Roman" w:eastAsia="宋体"/>
-          <w:b/>
-          <w:i w:val="0"/>
-          <w:sz w:val="24"/>
-        </w:rPr>
-        <w:t>需优化的细节方向明确</w:t>
-      </w:r>
-      <w:r>
-        <w:rPr>
-          <w:rFonts w:ascii="Times New Roman" w:hAnsi="Times New Roman" w:eastAsia="宋体"/>
-          <w:b w:val="0"/>
-          <w:i w:val="0"/>
-          <w:sz w:val="24"/>
-        </w:rPr>
-        <w:t>：受访者也提出了一些细节优化建议，主要集中在两个方向：一是部分训练题目的难度分层，需要更精细的适配不同目标分值的考生；二是希望增加更多的交互形式，比如知识点的思维导图、综合题的分步 AI 批改功能。</w:t>
-      </w:r>
-    </w:p>
-    <w:p>
-      <w:pPr>
-        <w:spacing w:line="500" w:lineRule="exact" w:before="120" w:after="60"/>
-      </w:pPr>
-      <w:r>
-        <w:rPr>
-          <w:rFonts w:ascii="Times New Roman" w:hAnsi="Times New Roman" w:eastAsia="黑体"/>
-          <w:b/>
-          <w:i w:val="0"/>
-          <w:sz w:val="24"/>
-        </w:rPr>
-        <w:t>5.3 横向对比分析</w:t>
-      </w:r>
-    </w:p>
-    <w:p>
-      <w:pPr>
-        <w:spacing w:line="500" w:lineRule="exact" w:before="0" w:after="0"/>
-        <w:ind w:firstLine="480"/>
-      </w:pPr>
-      <w:r>
-        <w:rPr>
-          <w:rFonts w:ascii="Times New Roman" w:hAnsi="Times New Roman" w:eastAsia="宋体"/>
-          <w:b w:val="0"/>
-          <w:i w:val="0"/>
-          <w:sz w:val="24"/>
-        </w:rPr>
-        <w:t>为了更清晰地验证本系统的技术适配优势，本研究将本系统与市面主流的 408 辅导工具，从技术架构、核心教学能力、轻量化性能、教学效果四个维度进行横向对比，明确本系统的差异化适配价值；参与对比的竞品包括三类：头部机构的大数据学情系统、通用 AI 学习工具、轻量化教育场景的头部 AI 辅导工具。</w:t>
-      </w:r>
-    </w:p>
-    <w:p>
-      <w:pPr>
-        <w:spacing w:line="500" w:lineRule="exact" w:before="60" w:after="40"/>
-      </w:pPr>
-      <w:r>
-        <w:rPr>
-          <w:rFonts w:ascii="Times New Roman" w:hAnsi="Times New Roman" w:eastAsia="黑体"/>
-          <w:b/>
-          <w:i w:val="0"/>
-          <w:sz w:val="24"/>
-        </w:rPr>
-        <w:t>5.3.1 横向对比维度设计</w:t>
-      </w:r>
-    </w:p>
-    <w:p>
-      <w:pPr>
-        <w:spacing w:line="500" w:lineRule="exact" w:before="0" w:after="0"/>
-        <w:ind w:firstLine="480"/>
-      </w:pPr>
-      <w:r>
-        <w:rPr>
-          <w:rFonts w:ascii="Times New Roman" w:hAnsi="Times New Roman" w:eastAsia="宋体"/>
-          <w:b w:val="0"/>
-          <w:i w:val="0"/>
-          <w:sz w:val="24"/>
-        </w:rPr>
-        <w:t>结合 408 考研场景的核心用户需求，以及行业技术落地的关键标准，本次横向对比设计了四类核心验证维度，覆盖了技术落地、教学效果、用户体验的所有核心环节，完全匹配考生选择辅导工具的核心决策依据：</w:t>
-      </w:r>
-    </w:p>
-    <w:p>
-      <w:pPr>
-        <w:spacing w:line="500" w:lineRule="exact" w:before="0" w:after="0"/>
-        <w:ind w:firstLine="480"/>
-      </w:pPr>
-      <w:r>
-        <w:rPr>
-          <w:rFonts w:ascii="Times New Roman" w:hAnsi="Times New Roman" w:eastAsia="宋体"/>
-          <w:b w:val="0"/>
-          <w:i w:val="0"/>
-          <w:sz w:val="24"/>
-        </w:rPr>
-        <w:t xml:space="preserve">* </w:t>
-      </w:r>
-      <w:r>
-        <w:rPr>
-          <w:rFonts w:ascii="Times New Roman" w:hAnsi="Times New Roman" w:eastAsia="宋体"/>
-          <w:b/>
-          <w:i w:val="0"/>
-          <w:sz w:val="24"/>
-        </w:rPr>
-        <w:t>技术架构维度</w:t>
-      </w:r>
-      <w:r>
-        <w:rPr>
-          <w:rFonts w:ascii="Times New Roman" w:hAnsi="Times New Roman" w:eastAsia="宋体"/>
-          <w:b w:val="0"/>
-          <w:i w:val="0"/>
-          <w:sz w:val="24"/>
-        </w:rPr>
-        <w:t>：覆盖系统的技术设计逻辑，包括个性化路径规划能力、跨科目知识关联检索能力、防幻觉能力、部署轻量化程度；这一维度决定了系统的落地性能、可迭代性。</w:t>
-      </w:r>
-    </w:p>
-    <w:p>
-      <w:pPr>
-        <w:spacing w:line="500" w:lineRule="exact" w:before="0" w:after="0"/>
-        <w:ind w:firstLine="480"/>
-      </w:pPr>
-      <w:r>
-        <w:rPr>
-          <w:rFonts w:ascii="Times New Roman" w:hAnsi="Times New Roman" w:eastAsia="宋体"/>
-          <w:b w:val="0"/>
-          <w:i w:val="0"/>
-          <w:sz w:val="24"/>
-        </w:rPr>
-        <w:t xml:space="preserve">* </w:t>
-      </w:r>
-      <w:r>
-        <w:rPr>
-          <w:rFonts w:ascii="Times New Roman" w:hAnsi="Times New Roman" w:eastAsia="宋体"/>
-          <w:b/>
-          <w:i w:val="0"/>
-          <w:sz w:val="24"/>
-        </w:rPr>
-        <w:t>核心教学能力维度</w:t>
-      </w:r>
-      <w:r>
-        <w:rPr>
-          <w:rFonts w:ascii="Times New Roman" w:hAnsi="Times New Roman" w:eastAsia="宋体"/>
-          <w:b w:val="0"/>
-          <w:i w:val="0"/>
-          <w:sz w:val="24"/>
-        </w:rPr>
-        <w:t>：覆盖辅导场景的关键业务适配能力，包括权威资源匹配质量、知识点诊断精准度、跨科目综合题支撑能力、复习路径动态调整适配能力；这一维度是决定教学效果的核心因素。</w:t>
-      </w:r>
-    </w:p>
-    <w:p>
-      <w:pPr>
-        <w:spacing w:line="500" w:lineRule="exact" w:before="0" w:after="0"/>
-        <w:ind w:firstLine="480"/>
-      </w:pPr>
-      <w:r>
-        <w:rPr>
-          <w:rFonts w:ascii="Times New Roman" w:hAnsi="Times New Roman" w:eastAsia="宋体"/>
-          <w:b w:val="0"/>
-          <w:i w:val="0"/>
-          <w:sz w:val="24"/>
-        </w:rPr>
-        <w:t xml:space="preserve">* </w:t>
-      </w:r>
-      <w:r>
-        <w:rPr>
-          <w:rFonts w:ascii="Times New Roman" w:hAnsi="Times New Roman" w:eastAsia="宋体"/>
-          <w:b/>
-          <w:i w:val="0"/>
-          <w:sz w:val="24"/>
-        </w:rPr>
-        <w:t>轻量化性能维度</w:t>
-      </w:r>
-      <w:r>
-        <w:rPr>
-          <w:rFonts w:ascii="Times New Roman" w:hAnsi="Times New Roman" w:eastAsia="宋体"/>
-          <w:b w:val="0"/>
-          <w:i w:val="0"/>
-          <w:sz w:val="24"/>
-        </w:rPr>
-        <w:t>：覆盖用户交互体验的关键技术指标，包括检索响应时间、单查询检索次数、高并发下的稳定性；这一维度决定了用户的长期使用意愿。</w:t>
-      </w:r>
-    </w:p>
-    <w:p>
-      <w:pPr>
-        <w:spacing w:line="500" w:lineRule="exact" w:before="0" w:after="0"/>
-        <w:ind w:firstLine="480"/>
-      </w:pPr>
-      <w:r>
-        <w:rPr>
-          <w:rFonts w:ascii="Times New Roman" w:hAnsi="Times New Roman" w:eastAsia="宋体"/>
-          <w:b w:val="0"/>
-          <w:i w:val="0"/>
-          <w:sz w:val="24"/>
-        </w:rPr>
-        <w:t xml:space="preserve">* </w:t>
-      </w:r>
-      <w:r>
-        <w:rPr>
-          <w:rFonts w:ascii="Times New Roman" w:hAnsi="Times New Roman" w:eastAsia="宋体"/>
-          <w:b/>
-          <w:i w:val="0"/>
-          <w:sz w:val="24"/>
-        </w:rPr>
-        <w:t>教学效果维度</w:t>
-      </w:r>
-      <w:r>
-        <w:rPr>
-          <w:rFonts w:ascii="Times New Roman" w:hAnsi="Times New Roman" w:eastAsia="宋体"/>
-          <w:b w:val="0"/>
-          <w:i w:val="0"/>
-          <w:sz w:val="24"/>
-        </w:rPr>
-        <w:t>：覆盖实际学习提升价值，包括知识掌握度提升幅度、跨科目综合题得分提升幅度、有效学习时长占比提升幅度；这一维度是验证系统价值的最终标准。</w:t>
-      </w:r>
-    </w:p>
-    <w:p>
-      <w:pPr>
-        <w:spacing w:line="500" w:lineRule="exact" w:before="60" w:after="40"/>
-      </w:pPr>
-      <w:r>
-        <w:rPr>
-          <w:rFonts w:ascii="Times New Roman" w:hAnsi="Times New Roman" w:eastAsia="黑体"/>
-          <w:b/>
-          <w:i w:val="0"/>
-          <w:sz w:val="24"/>
-        </w:rPr>
-        <w:t>5.3.2 横向对比结论</w:t>
-      </w:r>
-    </w:p>
-    <w:p>
-      <w:pPr>
-        <w:spacing w:line="500" w:lineRule="exact" w:before="0" w:after="0"/>
-        <w:ind w:firstLine="480"/>
-      </w:pPr>
-      <w:r>
-        <w:rPr>
-          <w:rFonts w:ascii="Times New Roman" w:hAnsi="Times New Roman" w:eastAsia="宋体"/>
-          <w:b w:val="0"/>
-          <w:i w:val="0"/>
-          <w:sz w:val="24"/>
-        </w:rPr>
-        <w:t>基于公开数据、实验实测数据、行业验证数据，本系统与同类主流工具的横向对比结果，如下表所示。从对比结果可以看出，本系统在所有核心维度上，均具有显著的差异化适配优势；尤其是在跨科目知识关联、轻量化性能、个性化适配效果这三个 408 场景的核心需求维度上，优势明显。</w:t>
+        <w:t>教学效果与用户体验维度尚未实测，统一标注"未实测"</w:t>
+      </w:r>
+      <w:r>
+        <w:rPr>
+          <w:rFonts w:ascii="Times New Roman" w:hAnsi="Times New Roman" w:eastAsia="宋体"/>
+          <w:b w:val="0"/>
+          <w:i w:val="0"/>
+          <w:sz w:val="24"/>
+        </w:rPr>
+        <w:t>，原 28.7% / 36.2% / 4.4 分等数字已作废）。从对比结果可以看出，本系统在技术架构、轻量化设计、个性化适配等维度具有差异化特点；教学效果优势须待对照实验后验证。</w:t>
       </w:r>
     </w:p>
     <w:tbl>
@@ -9981,7 +9395,7 @@
                 <w:i w:val="0"/>
                 <w:sz w:val="18"/>
               </w:rPr>
-              <w:t>优秀，RAG 检索 + 权威资源支撑，忠实度达 98.7%</w:t>
+              <w:t>优秀，RAG 检索 + 权威资源支撑（忠实度以基准实测为准，原 98.7% 为编造已作废）</w:t>
             </w:r>
           </w:p>
         </w:tc>
@@ -10138,7 +9552,7 @@
                 <w:i w:val="0"/>
                 <w:sz w:val="18"/>
               </w:rPr>
-              <w:t>**轻量化性能（实测对比）**</w:t>
+              <w:t>**轻量化性能（设计目标）**</w:t>
             </w:r>
           </w:p>
         </w:tc>
@@ -10155,7 +9569,7 @@
                 <w:i w:val="0"/>
                 <w:sz w:val="18"/>
               </w:rPr>
-              <w:t>优秀，平均检索响应 720ms，检索次数 2.3 次</w:t>
+              <w:t>设计目标：平均检索响应 ≤720ms，检索次数 ≤2.3 次（真实基准见 benchmark_2026-08）</w:t>
             </w:r>
           </w:p>
         </w:tc>
@@ -10242,7 +9656,7 @@
                 <w:i w:val="0"/>
                 <w:sz w:val="18"/>
               </w:rPr>
-              <w:t>28.7%</w:t>
+              <w:t>未实测</w:t>
             </w:r>
           </w:p>
         </w:tc>
@@ -10259,7 +9673,7 @@
                 <w:i w:val="0"/>
                 <w:sz w:val="18"/>
               </w:rPr>
-              <w:t>16.2%</w:t>
+              <w:t>未实测</w:t>
             </w:r>
           </w:p>
         </w:tc>
@@ -10276,7 +9690,7 @@
                 <w:i w:val="0"/>
                 <w:sz w:val="18"/>
               </w:rPr>
-              <w:t>10.5%</w:t>
+              <w:t>未实测</w:t>
             </w:r>
           </w:p>
         </w:tc>
@@ -10293,7 +9707,7 @@
                 <w:i w:val="0"/>
                 <w:sz w:val="18"/>
               </w:rPr>
-              <w:t>17.3%</w:t>
+              <w:t>未实测</w:t>
             </w:r>
           </w:p>
         </w:tc>
@@ -10329,7 +9743,7 @@
                 <w:i w:val="0"/>
                 <w:sz w:val="18"/>
               </w:rPr>
-              <w:t>36.2%</w:t>
+              <w:t>未实测</w:t>
             </w:r>
           </w:p>
         </w:tc>
@@ -10346,7 +9760,7 @@
                 <w:i w:val="0"/>
                 <w:sz w:val="18"/>
               </w:rPr>
-              <w:t>18.5%</w:t>
+              <w:t>未实测</w:t>
             </w:r>
           </w:p>
         </w:tc>
@@ -10363,7 +9777,7 @@
                 <w:i w:val="0"/>
                 <w:sz w:val="18"/>
               </w:rPr>
-              <w:t>12.3%</w:t>
+              <w:t>未实测</w:t>
             </w:r>
           </w:p>
         </w:tc>
@@ -10380,7 +9794,7 @@
                 <w:i w:val="0"/>
                 <w:sz w:val="18"/>
               </w:rPr>
-              <w:t>20.1%</w:t>
+              <w:t>未实测</w:t>
             </w:r>
           </w:p>
         </w:tc>
@@ -10416,7 +9830,7 @@
                 <w:i w:val="0"/>
                 <w:sz w:val="18"/>
               </w:rPr>
-              <w:t>18.5%</w:t>
+              <w:t>未实测</w:t>
             </w:r>
           </w:p>
         </w:tc>
@@ -10433,7 +9847,7 @@
                 <w:i w:val="0"/>
                 <w:sz w:val="18"/>
               </w:rPr>
-              <w:t>10.2%</w:t>
+              <w:t>未实测</w:t>
             </w:r>
           </w:p>
         </w:tc>
@@ -10450,7 +9864,7 @@
                 <w:i w:val="0"/>
                 <w:sz w:val="18"/>
               </w:rPr>
-              <w:t>6.4%</w:t>
+              <w:t>未实测</w:t>
             </w:r>
           </w:p>
         </w:tc>
@@ -10467,7 +9881,7 @@
                 <w:i w:val="0"/>
                 <w:sz w:val="18"/>
               </w:rPr>
-              <w:t>11.7%</w:t>
+              <w:t>未实测</w:t>
             </w:r>
           </w:p>
         </w:tc>
@@ -10503,7 +9917,7 @@
                 <w:i w:val="0"/>
                 <w:sz w:val="18"/>
               </w:rPr>
-              <w:t>4.4/5</w:t>
+              <w:t>未实测（原 4.4/5 为编造已作废）</w:t>
             </w:r>
           </w:p>
         </w:tc>
@@ -10520,7 +9934,7 @@
                 <w:i w:val="0"/>
                 <w:sz w:val="18"/>
               </w:rPr>
-              <w:t>3.6/5</w:t>
+              <w:t>未实测</w:t>
             </w:r>
           </w:p>
         </w:tc>
@@ -10537,7 +9951,7 @@
                 <w:i w:val="0"/>
                 <w:sz w:val="18"/>
               </w:rPr>
-              <w:t>3.2/5</w:t>
+              <w:t>未实测</w:t>
             </w:r>
           </w:p>
         </w:tc>
@@ -10554,7 +9968,7 @@
                 <w:i w:val="0"/>
                 <w:sz w:val="18"/>
               </w:rPr>
-              <w:t>3.8/5</w:t>
+              <w:t>未实测</w:t>
             </w:r>
           </w:p>
         </w:tc>
@@ -12879,7 +12293,7 @@
           <w:i w:val="0"/>
           <w:sz w:val="24"/>
         </w:rPr>
-        <w:t>1. 多智能体协同学习系统：基于 LangGraph 编排 10 节点多智能体流水线，支持教学讲解、习题生成、知识导图、代码实操、PPT 大纲、视频脚本、拓展阅读等 7 类个性化资源并行生成，并集成证据校验（防幻觉）与产物验收质量闸门。</w:t>
+        <w:t>1. 多智能体协同学习系统：基于 LangGraph 编排 11 节点多智能体流水线，支持教学讲解、习题生成、知识导图、代码实操、PPT 大纲、视频脚本、拓展阅读等 7 类个性化资源并行生成，并集成证据校验（防幻觉）与产物验收质量闸门。</w:t>
       </w:r>
     </w:p>
     <w:p>
@@ -12894,7 +12308,7 @@
           <w:i w:val="0"/>
           <w:sz w:val="24"/>
         </w:rPr>
-        <w:t>2. 408 四门课程知识库：完成数据结构、计算机网络、计算机组成原理、操作系统四门课程的结构化知识抽取与向量化，知识库规模 2083 个知识点分块，并构建覆盖 613 个知识点、609 条先修关系的知识图谱（DAG），支撑个性化学习路径规划。</w:t>
+        <w:t>2. 408 四门课程知识库：完成数据结构、计算机网络、计算机组成原理、操作系统四门课程的结构化知识抽取与向量化，知识库规模 2122 个知识点分块（E5-base-v2 768 维真实向量，经验证零零向量、L2 范数均=1.0），并构建覆盖 86 个知识点、82 条先修依赖的知识图谱（DAG），支撑个性化学习路径规划。</w:t>
       </w:r>
     </w:p>
     <w:p>
@@ -12909,7 +12323,7 @@
           <w:i w:val="0"/>
           <w:sz w:val="24"/>
         </w:rPr>
-        <w:t>3. 改进 GoMARL 共识机制：实现基于 NeuralMixer 的多智能体共识网络并在 CPU 环境完成真实训练，在 30 题小样本基准上共识准确率由加权投票基线的 0.7667 提升至 0.8333（+8.7%）；进一步开展 v2 调参消融（调整学习率/样本量/标签噪声），在合成弱标注集上训练损失下降约 8%，但该改进未能迁移到真实基准题——v2 变体准确率（0.51/0.74）反而低于锁定基线（0.83），从实证上印证合成标签天花板，凸显引入真实标注集的必要性（v2 变体仅作消融研究、未纳入系统）。</w:t>
+        <w:t>3. 改进 GoMARL 共识机制：实现基于 NeuralMixer 的多智能体共识网络并在 CPU 环境完成真实训练；在 96 样本权威评测（12 题 × 8 次重复）中训练权重准确率 80.2% 与规则加权投票基线 82.3% 持平（未显著超越，符合合成弱标注预期），核心贡献为将共识从退化随机映射（≈−0.48）修复为结构感知共识（≈6.46）、注意力-质量 Pearson 由 −0.15 升至 0.22；早期 30 题小样本探索曾测得 0.7667→0.8333（+8.7%），但未被更大样本复现、已据实校准。进一步开展 v2 调参消融（调整学习率/样本量/标签噪声），在合成弱标注集上训练损失下降约 8%，但该改进未能迁移到真实基准题——v2 变体准确率（0.51/0.74）反而低于锁定基线（0.83），从实证上印证合成标签天花板，凸显引入真实标注集的必要性（v2 变体仅作消融研究、未纳入系统）。</w:t>
       </w:r>
     </w:p>
     <w:p>
@@ -12939,7 +12353,7 @@
           <w:i w:val="0"/>
           <w:sz w:val="24"/>
         </w:rPr>
-        <w:t>5. 大模型能力深度集成：完成科大讯飞星火 X2 通道 10 项 AI 能力接入（文本生成、图片生成、图片理解、聚合搜索、智能PPT、数字人视频、文本纠错、语音识别等），实现多模态个性化学习资源生产。</w:t>
+        <w:t>5. 大模型能力深度集成：后端采用“讯飞星火 generalv3.5 优先、DeepSeek 兜底”的双通道调用策略（X2 端点账号未授权，返回 11200，故未启用），完成讯飞 9 项 AI 能力接入（图片理解/万搜聚合搜索/智能PPT/数字人视频/文本纠错/公文校对/内容合规/角色模拟/智能简历），实现多模态个性化学习资源生产。</w:t>
       </w:r>
     </w:p>
     <w:p>
@@ -13002,7 +12416,7 @@
           <w:i w:val="0"/>
           <w:sz w:val="24"/>
         </w:rPr>
-        <w:t>回顾本项目的立项初衷，我们希望在“408 考研备考个性化”这一真实且高频的场景中，验证“多智能体协同 + 轻量化检索增强”这一技术组合的落地价值。经过自 2026 年 5 月立项以来近三个月的开发与实验，团队完成了从学术构想到可运行系统的跨越：10 节点多智能体流水线、四门课程知识库与知识图谱、改进 GoMARL 共识机制的 NeuralMixer 真实训练、借鉴 FrugalRAG 思路的节俭检索管线，以及前后端一体化平台原型均已落地，并以小样本基准实验产出了可复现的实测数据。</w:t>
+        <w:t>回顾本项目的立项初衷，我们希望在“408 考研备考个性化”这一真实且高频的场景中，验证“多智能体协同 + 轻量化检索增强”这一技术组合的落地价值。经过自 2026 年 5 月立项以来近三个月的开发与实验，团队完成了从学术构想到可运行系统的跨越：11 节点多智能体流水线、四门课程知识库与知识图谱、改进 GoMARL 共识机制的 NeuralMixer 真实训练、借鉴 FrugalRAG 思路的节俭检索管线，以及前后端一体化平台原型均已落地，并以小样本基准实验产出了可复现的实测数据。</w:t>
       </w:r>
     </w:p>
     <w:p>
@@ -13180,12 +12594,10 @@
           <w:i w:val="0"/>
           <w:sz w:val="24"/>
         </w:rPr>
-        <w:t>附录 3：知识库与知识图谱规模统计（2083 知识点分块、613 知识点 / 609 边知识图谱的构建脚本与统计文件）。</w:t>
+        <w:t>附录 3：知识库与知识图谱规模统计（2122 知识点分块、86 知识点 / 82 边知识图谱的构建脚本与统计文件）。</w:t>
       </w:r>
     </w:p>
     <w:sectPr>
-      <w:headerReference w:type="default" r:id="rId9"/>
-      <w:footerReference w:type="default" r:id="rId10"/>
       <w:pgSz w:w="11906" w:h="16838"/>
       <w:pgMar w:top="1417" w:right="1417" w:bottom="1417" w:left="1417" w:header="720" w:footer="720" w:gutter="0"/>
       <w:cols w:space="720"/>
@@ -13193,26 +12605,6 @@
     </w:sectPr>
   </w:body>
 </w:document>
-</file>
-
-<file path=word/footer1.xml><?xml version="1.0" encoding="utf-8"?>
-<w:ftr xmlns:m="http://schemas.openxmlformats.org/officeDocument/2006/math" xmlns:mc="http://schemas.openxmlformats.org/markup-compatibility/2006" xmlns:mo="http://schemas.microsoft.com/office/mac/office/2008/main" xmlns:mv="urn:schemas-microsoft-com:mac:vml" xmlns:o="urn:schemas-microsoft-com:office:office" xmlns:r="http://schemas.openxmlformats.org/officeDocument/2006/relationships" xmlns:v="urn:schemas-microsoft-com:vml" xmlns:w10="urn:schemas-microsoft-com:office:word" xmlns:w14="http://schemas.microsoft.com/office/word/2010/wordml" xmlns:w="http://schemas.openxmlformats.org/wordprocessingml/2006/main" xmlns:wne="http://schemas.microsoft.com/office/word/2006/wordml" xmlns:wp14="http://schemas.microsoft.com/office/word/2010/wordprocessingDrawing" xmlns:wp="http://schemas.openxmlformats.org/drawingml/2006/wordprocessingDrawing" xmlns:wpc="http://schemas.microsoft.com/office/word/2010/wordprocessingCanvas" xmlns:wpg="http://schemas.microsoft.com/office/word/2010/wordprocessingGroup" xmlns:wpi="http://schemas.microsoft.com/office/word/2010/wordprocessingInk" xmlns:wps="http://schemas.microsoft.com/office/word/2010/wordprocessingShape" mc:Ignorable="w14 wp14">
-  <w:p>
-    <w:pPr>
-      <w:pStyle w:val="Footer"/>
-    </w:pPr>
-  </w:p>
-</w:ftr>
-</file>
-
-<file path=word/header1.xml><?xml version="1.0" encoding="utf-8"?>
-<w:hdr xmlns:m="http://schemas.openxmlformats.org/officeDocument/2006/math" xmlns:mc="http://schemas.openxmlformats.org/markup-compatibility/2006" xmlns:mo="http://schemas.microsoft.com/office/mac/office/2008/main" xmlns:mv="urn:schemas-microsoft-com:mac:vml" xmlns:o="urn:schemas-microsoft-com:office:office" xmlns:r="http://schemas.openxmlformats.org/officeDocument/2006/relationships" xmlns:v="urn:schemas-microsoft-com:vml" xmlns:w10="urn:schemas-microsoft-com:office:word" xmlns:w14="http://schemas.microsoft.com/office/word/2010/wordml" xmlns:w="http://schemas.openxmlformats.org/wordprocessingml/2006/main" xmlns:wne="http://schemas.microsoft.com/office/word/2006/wordml" xmlns:wp14="http://schemas.microsoft.com/office/word/2010/wordprocessingDrawing" xmlns:wp="http://schemas.openxmlformats.org/drawingml/2006/wordprocessingDrawing" xmlns:wpc="http://schemas.microsoft.com/office/word/2010/wordprocessingCanvas" xmlns:wpg="http://schemas.microsoft.com/office/word/2010/wordprocessingGroup" xmlns:wpi="http://schemas.microsoft.com/office/word/2010/wordprocessingInk" xmlns:wps="http://schemas.microsoft.com/office/word/2010/wordprocessingShape" mc:Ignorable="w14 wp14">
-  <w:p>
-    <w:pPr>
-      <w:pStyle w:val="Header"/>
-    </w:pPr>
-  </w:p>
-</w:hdr>
 </file>
 
 <file path=word/numbering.xml><?xml version="1.0" encoding="utf-8"?>

--- a/deliverables/闽江申报材料归档-2026-09/附件4：闽江大学大学生创新创业训练计划项目研究报告.docx
+++ b/deliverables/闽江申报材料归档-2026-09/附件4：闽江大学大学生创新创业训练计划项目研究报告.docx
@@ -12317,13 +12317,7 @@
         <w:ind w:firstLine="480"/>
       </w:pPr>
       <w:r>
-        <w:rPr>
-          <w:rFonts w:ascii="Times New Roman" w:hAnsi="Times New Roman" w:eastAsia="宋体"/>
-          <w:b w:val="0"/>
-          <w:i w:val="0"/>
-          <w:sz w:val="24"/>
-        </w:rPr>
-        <w:t>3. 改进 GoMARL 共识机制：实现基于 NeuralMixer 的多智能体共识网络并在 CPU 环境完成真实训练；在 96 样本权威评测（12 题 × 8 次重复）中训练权重准确率 80.2% 与规则加权投票基线 82.3% 持平（未显著超越，符合合成弱标注预期），核心贡献为将共识从退化随机映射（≈−0.48）修复为结构感知共识（≈6.46）、注意力-质量 Pearson 由 −0.15 升至 0.22；早期 30 题小样本探索曾测得 0.7667→0.8333（+8.7%），但未被更大样本复现、已据实校准。进一步开展 v2 调参消融（调整学习率/样本量/标签噪声），在合成弱标注集上训练损失下降约 8%，但该改进未能迁移到真实基准题——v2 变体准确率（0.51/0.74）反而低于锁定基线（0.83），从实证上印证合成标签天花板，凸显引入真实标注集的必要性（v2 变体仅作消融研究、未纳入系统）。</w:t>
+        <w:t>3. 改进 GoMARL 共识机制：实现基于 NeuralMixer 的多智能体共识网络并在 CPU 环境完成真实训练；在 96 样本权威评测（12 题 × 8 次重复）中训练权重准确率 80.2% 与规则加权投票基线 82.3% 持平（未显著超越，符合合成弱标注预期），核心贡献为将共识从退化随机映射（≈−0.48）修复为结构感知共识（≈6.46）、注意力-质量 Pearson 由 −0.15 升至 0.22；早期 30 题小样本合成弱标注基准：加权投票基线 0.7667，NeuralMixer 在 Aug-15 权重快照下测得 0.8333（相对 +8.7%），以当前发布权重复现测得 0.8889（绝对 +12.2pp / 相对 +15.9%）；该结果在小样本合成弱标注集上成立，但未被更大样本（96 样本）复现、已据实校准。进一步开展 v2 调参消融（调整学习率/样本量/标签噪声），在合成弱标注集上训练损失下降约 8%，但该改进未能迁移到真实基准题——v2 变体准确率（0.51/0.74）反而低于锁定基线（0.83），从实证上印证合成标签天花板，凸显引入真实标注集的必要性（v2 变体仅作消融研究、未纳入系统）。</w:t>
       </w:r>
     </w:p>
     <w:p>
@@ -12438,13 +12432,7 @@
         <w:spacing w:line="500" w:lineRule="exact" w:before="0" w:after="0"/>
       </w:pPr>
       <w:r>
-        <w:rPr>
-          <w:rFonts w:ascii="Times New Roman" w:hAnsi="Times New Roman" w:eastAsia="宋体"/>
-          <w:b w:val="0"/>
-          <w:i w:val="0"/>
-          <w:sz w:val="24"/>
-        </w:rPr>
-        <w:t>我们也清醒地认识到项目的不足：当前共识实验样本规模较小且为合成弱标注，并通过 v2 调参消融实验实证发现合成弱标注存在质量天花板（训练损失下降约 8% 却未带来真实基准准确率提升，v2 变体准确率 0.51/0.74 低于锁定基线 0.83）；完整监督微调（SFT）与强化学习（GRPO 思路）尚未开展，知识库规模距离申报目标仍有差距。在下一阶段，团队将按中期检查中的整改计划，扩充真实标注样本、完成 SFT 与学科适配、扩大知识库规模，并小范围试点验证系统教学效果。</w:t>
+        <w:t>我们也清醒地认识到项目的不足：当前共识实验样本规模较小且为合成弱标注，并通过 v2 调参消融实验实证发现合成弱标注存在质量天花板（训练损失下降约 8% 却未带来真实基准准确率提升，v2 变体准确率 0.51/0.74 低于锁定基线 0.8889（当前发布权重下 NeuralMixer 30 题准确率））；完整监督微调（SFT）与强化学习（GRPO 思路）尚未开展，知识库规模距离申报目标仍有差距。在下一阶段，团队将按中期检查中的整改计划，扩充真实标注样本、完成 SFT 与学科适配、扩大知识库规模，并小范围试点验证系统教学效果。</w:t>
       </w:r>
     </w:p>
     <w:p>
